--- a/assets/files/EmirkanEsme.docx
+++ b/assets/files/EmirkanEsme.docx
@@ -1,6 +1,6 @@
 
 <file path=word/document.xml><?xml version="1.0" encoding="utf-8"?>
-<w:document xmlns:wpc="http://schemas.microsoft.com/office/word/2010/wordprocessingCanvas" xmlns:cx="http://schemas.microsoft.com/office/drawing/2014/chartex" xmlns:cx1="http://schemas.microsoft.com/office/drawing/2015/9/8/chartex" xmlns:cx2="http://schemas.microsoft.com/office/drawing/2015/10/21/chartex" xmlns:cx3="http://schemas.microsoft.com/office/drawing/2016/5/9/chartex" xmlns:cx4="http://schemas.microsoft.com/office/drawing/2016/5/10/chartex" xmlns:cx5="http://schemas.microsoft.com/office/drawing/2016/5/11/chartex" xmlns:cx6="http://schemas.microsoft.com/office/drawing/2016/5/12/chartex" xmlns:cx7="http://schemas.microsoft.com/office/drawing/2016/5/13/chartex" xmlns:cx8="http://schemas.microsoft.com/office/drawing/2016/5/14/chartex" xmlns:mc="http://schemas.openxmlformats.org/markup-compatibility/2006" xmlns:aink="http://schemas.microsoft.com/office/drawing/2016/ink" xmlns:am3d="http://schemas.microsoft.com/office/drawing/2017/model3d" xmlns:o="urn:schemas-microsoft-com:office:office" xmlns:oel="http://schemas.microsoft.com/office/2019/extlst" xmlns:r="http://schemas.openxmlformats.org/officeDocument/2006/relationships" xmlns:m="http://schemas.openxmlformats.org/officeDocument/2006/math" xmlns:v="urn:schemas-microsoft-com:vml" xmlns:wp14="http://schemas.microsoft.com/office/word/2010/wordprocessingDrawing" xmlns:wp="http://schemas.openxmlformats.org/drawingml/2006/wordprocessingDrawing" xmlns:w10="urn:schemas-microsoft-com:office:word" xmlns:w="http://schemas.openxmlformats.org/wordprocessingml/2006/main" xmlns:w14="http://schemas.microsoft.com/office/word/2010/wordml" xmlns:w15="http://schemas.microsoft.com/office/word/2012/wordml" xmlns:w16cex="http://schemas.microsoft.com/office/word/2018/wordml/cex" xmlns:w16cid="http://schemas.microsoft.com/office/word/2016/wordml/cid" xmlns:w16="http://schemas.microsoft.com/office/word/2018/wordml" xmlns:w16du="http://schemas.microsoft.com/office/word/2023/wordml/word16du" xmlns:w16sdtdh="http://schemas.microsoft.com/office/word/2020/wordml/sdtdatahash" xmlns:w16sdtfl="http://schemas.microsoft.com/office/word/2024/wordml/sdtformatlock" xmlns:w16se="http://schemas.microsoft.com/office/word/2015/wordml/symex" xmlns:wpg="http://schemas.microsoft.com/office/word/2010/wordprocessingGroup" xmlns:wpi="http://schemas.microsoft.com/office/word/2010/wordprocessingInk" xmlns:wne="http://schemas.microsoft.com/office/word/2006/wordml" xmlns:wps="http://schemas.microsoft.com/office/word/2010/wordprocessingShape" mc:Ignorable="w14 w15 w16se w16cid w16 w16cex w16sdtdh w16sdtfl w16du wp14">
+<w:document xmlns:wpc="http://schemas.microsoft.com/office/word/2010/wordprocessingCanvas" xmlns:cx="http://schemas.microsoft.com/office/drawing/2014/chartex" xmlns:cx1="http://schemas.microsoft.com/office/drawing/2015/9/8/chartex" xmlns:cx2="http://schemas.microsoft.com/office/drawing/2015/10/21/chartex" xmlns:cx3="http://schemas.microsoft.com/office/drawing/2016/5/9/chartex" xmlns:cx4="http://schemas.microsoft.com/office/drawing/2016/5/10/chartex" xmlns:cx5="http://schemas.microsoft.com/office/drawing/2016/5/11/chartex" xmlns:cx6="http://schemas.microsoft.com/office/drawing/2016/5/12/chartex" xmlns:cx7="http://schemas.microsoft.com/office/drawing/2016/5/13/chartex" xmlns:cx8="http://schemas.microsoft.com/office/drawing/2016/5/14/chartex" xmlns:mc="http://schemas.openxmlformats.org/markup-compatibility/2006" xmlns:aink="http://schemas.microsoft.com/office/drawing/2016/ink" xmlns:am3d="http://schemas.microsoft.com/office/drawing/2017/model3d" xmlns:o="urn:schemas-microsoft-com:office:office" xmlns:oel="http://schemas.microsoft.com/office/2019/extlst" xmlns:r="http://schemas.openxmlformats.org/officeDocument/2006/relationships" xmlns:m="http://schemas.openxmlformats.org/officeDocument/2006/math" xmlns:v="urn:schemas-microsoft-com:vml" xmlns:wp14="http://schemas.microsoft.com/office/word/2010/wordprocessingDrawing" xmlns:wp="http://schemas.openxmlformats.org/drawingml/2006/wordprocessingDrawing" xmlns:w10="urn:schemas-microsoft-com:office:word" xmlns:w="http://schemas.openxmlformats.org/wordprocessingml/2006/main" xmlns:w14="http://schemas.microsoft.com/office/word/2010/wordml" xmlns:w15="http://schemas.microsoft.com/office/word/2012/wordml" xmlns:w16cex="http://schemas.microsoft.com/office/word/2018/wordml/cex" xmlns:w16cid="http://schemas.microsoft.com/office/word/2016/wordml/cid" xmlns:w16="http://schemas.microsoft.com/office/word/2018/wordml" xmlns:w16sdtdh="http://schemas.microsoft.com/office/word/2020/wordml/sdtdatahash" xmlns:w16se="http://schemas.microsoft.com/office/word/2015/wordml/symex" xmlns:wpg="http://schemas.microsoft.com/office/word/2010/wordprocessingGroup" xmlns:wpi="http://schemas.microsoft.com/office/word/2010/wordprocessingInk" xmlns:wne="http://schemas.microsoft.com/office/word/2006/wordml" xmlns:wps="http://schemas.microsoft.com/office/word/2010/wordprocessingShape" mc:Ignorable="w14 w15 w16se w16cid w16 w16cex w16sdtdh wp14">
   <w:body>
     <w:tbl>
       <w:tblPr>
@@ -24,7 +24,13 @@
               <w:pStyle w:val="Title"/>
             </w:pPr>
             <w:r>
-              <w:t>Emirkan Esme</w:t>
+              <w:t>Emirkan E</w:t>
+            </w:r>
+            <w:r>
+              <w:t>ş</w:t>
+            </w:r>
+            <w:r>
+              <w:t>me</w:t>
             </w:r>
           </w:p>
         </w:tc>
@@ -106,8 +112,25 @@
       </w:sdt>
     </w:p>
     <w:p>
-      <w:r>
-        <w:t>Friendly and tech-savvy software engineer who loves coding and new technologies. Great at leading teams to create awesome software. Good at helping others learn and work better. Known for solving tough problems and making software that people love to use. Always stays up-to-date with the latest tech trends and enjoys working on exciting projects.</w:t>
+      <w:pPr>
+        <w:pStyle w:val="Heading1"/>
+        <w:rPr>
+          <w:rFonts w:asciiTheme="minorHAnsi" w:eastAsiaTheme="minorEastAsia" w:hAnsiTheme="minorHAnsi" w:cstheme="minorBidi"/>
+          <w:b w:val="0"/>
+          <w:color w:val="404040" w:themeColor="text1" w:themeTint="BF"/>
+          <w:sz w:val="22"/>
+          <w:szCs w:val="22"/>
+        </w:rPr>
+      </w:pPr>
+      <w:r>
+        <w:rPr>
+          <w:rFonts w:asciiTheme="minorHAnsi" w:eastAsiaTheme="minorEastAsia" w:hAnsiTheme="minorHAnsi" w:cstheme="minorBidi"/>
+          <w:b w:val="0"/>
+          <w:color w:val="404040" w:themeColor="text1" w:themeTint="BF"/>
+          <w:sz w:val="22"/>
+          <w:szCs w:val="22"/>
+        </w:rPr>
+        <w:t>Software engineering student with a strong interest in automotive systems, embedded software, and AI. Experienced in building real-world projects and solving technical problems across software and hardware. Has been involved in technology from an early age and completed freelance work, gaining practical industry experience.</w:t>
       </w:r>
     </w:p>
     <w:p>
@@ -244,15 +267,27 @@
         </w:numPr>
       </w:pPr>
       <w:r>
-        <w:t xml:space="preserve">At </w:t>
-      </w:r>
-      <w:proofErr w:type="spellStart"/>
-      <w:r>
-        <w:t>Ervo</w:t>
-      </w:r>
-      <w:proofErr w:type="spellEnd"/>
-      <w:r>
-        <w:t xml:space="preserve"> Makina, I worked as a CNC Operator where I utilized SolidWorks, AutoCAD, and Mastercam for designing and programming, and operated Fanuc Wire EDM machines for precision manufacturing.</w:t>
+        <w:t>At Ervo Makina, I worked as a CNC Operator where I utilized SolidWorks, AutoCAD, and Mastercam for designing and programming, and operated Fanuc Wire EDM machines for precision manufacturing.</w:t>
+      </w:r>
+    </w:p>
+    <w:p>
+      <w:pPr>
+        <w:pStyle w:val="Heading2"/>
+      </w:pPr>
+      <w:r>
+        <w:t>CRS Soft</w:t>
+      </w:r>
+    </w:p>
+    <w:p>
+      <w:pPr>
+        <w:pStyle w:val="ListParagraph"/>
+        <w:numPr>
+          <w:ilvl w:val="0"/>
+          <w:numId w:val="29"/>
+        </w:numPr>
+      </w:pPr>
+      <w:r>
+        <w:t>Developed an AI-Aided Meeting Assistant for scheduling and dividing tasks just in time while meetings are resuming.</w:t>
       </w:r>
     </w:p>
     <w:p>
@@ -287,10 +322,13 @@
         <w:pStyle w:val="Heading2"/>
       </w:pPr>
       <w:r>
-        <w:t>bachelor of software engıneerıng</w:t>
-      </w:r>
-      <w:r>
-        <w:t xml:space="preserve"> (ABET)</w:t>
+        <w:t xml:space="preserve">B.sc. In </w:t>
+      </w:r>
+      <w:r>
+        <w:t>software engıneerıng</w:t>
+      </w:r>
+      <w:r>
+        <w:t xml:space="preserve"> (abet accredıted)</w:t>
       </w:r>
     </w:p>
     <w:p>
@@ -302,13 +340,22 @@
         </w:numPr>
       </w:pPr>
       <w:r>
-        <w:t xml:space="preserve">Eastern Mediterranean University | June 2022 </w:t>
+        <w:t xml:space="preserve">Eastern Mediterranean University | </w:t>
+      </w:r>
+      <w:r>
+        <w:t>August</w:t>
+      </w:r>
+      <w:r>
+        <w:t xml:space="preserve"> 2022 </w:t>
       </w:r>
       <w:r>
         <w:t>–</w:t>
       </w:r>
       <w:r>
-        <w:t xml:space="preserve"> Present</w:t>
+        <w:t xml:space="preserve"> </w:t>
+      </w:r>
+      <w:r>
+        <w:t>June 2026</w:t>
       </w:r>
     </w:p>
     <w:p>
@@ -439,22 +486,6 @@
               <w:pStyle w:val="ListBullet"/>
             </w:pPr>
             <w:r>
-              <w:t>Object Oriented Programming</w:t>
-            </w:r>
-          </w:p>
-          <w:p>
-            <w:pPr>
-              <w:pStyle w:val="ListBullet"/>
-            </w:pPr>
-            <w:r>
-              <w:t>Computer Organization</w:t>
-            </w:r>
-          </w:p>
-          <w:p>
-            <w:pPr>
-              <w:pStyle w:val="ListBullet"/>
-            </w:pPr>
-            <w:r>
               <w:t>Full Stack Development</w:t>
             </w:r>
           </w:p>
@@ -479,8 +510,18 @@
               <w:pStyle w:val="ListBullet"/>
             </w:pPr>
             <w:r>
-              <w:t>Numpy &amp; Pandas</w:t>
+              <w:t>Data Analysis &amp; Machine Learning</w:t>
             </w:r>
+          </w:p>
+          <w:p>
+            <w:pPr>
+              <w:pStyle w:val="ListBullet"/>
+              <w:numPr>
+                <w:ilvl w:val="0"/>
+                <w:numId w:val="0"/>
+              </w:numPr>
+              <w:ind w:left="216"/>
+            </w:pPr>
           </w:p>
         </w:tc>
         <w:tc>
@@ -500,14 +541,6 @@
               <w:pStyle w:val="ListBullet"/>
             </w:pPr>
             <w:r>
-              <w:t xml:space="preserve">Digital Logic Design &amp; Systems </w:t>
-            </w:r>
-          </w:p>
-          <w:p>
-            <w:pPr>
-              <w:pStyle w:val="ListBullet"/>
-            </w:pPr>
-            <w:r>
               <w:t>Calculus &amp; Numerical Analysis</w:t>
             </w:r>
           </w:p>
@@ -518,13 +551,8 @@
             <w:r>
               <w:t>Computer Aided Drawing</w:t>
             </w:r>
-          </w:p>
-          <w:p>
-            <w:pPr>
-              <w:pStyle w:val="ListBullet"/>
-            </w:pPr>
             <w:r>
-              <w:t>Automotive Software &amp; ECU Tuning</w:t>
+              <w:t xml:space="preserve"> &amp; Manufacturing</w:t>
             </w:r>
           </w:p>
           <w:p>
@@ -532,8 +560,27 @@
               <w:pStyle w:val="ListBullet"/>
             </w:pPr>
             <w:r>
-              <w:t>OpenCV</w:t>
+              <w:t xml:space="preserve">Automotive </w:t>
             </w:r>
+            <w:r>
+              <w:t>Software’s</w:t>
+            </w:r>
+            <w:r>
+              <w:t xml:space="preserve"> &amp; ECU Tuning</w:t>
+            </w:r>
+            <w:r>
+              <w:t xml:space="preserve"> &amp; Diagnosis</w:t>
+            </w:r>
+          </w:p>
+          <w:p>
+            <w:pPr>
+              <w:pStyle w:val="ListBullet"/>
+              <w:numPr>
+                <w:ilvl w:val="0"/>
+                <w:numId w:val="0"/>
+              </w:numPr>
+              <w:ind w:left="216"/>
+            </w:pPr>
           </w:p>
         </w:tc>
       </w:tr>
@@ -545,6 +592,56 @@
       <w:r>
         <w:lastRenderedPageBreak/>
         <w:t>Projects</w:t>
+      </w:r>
+    </w:p>
+    <w:p>
+      <w:pPr>
+        <w:pStyle w:val="Heading2"/>
+        <w:rPr>
+          <w:bCs/>
+        </w:rPr>
+      </w:pPr>
+      <w:r>
+        <w:rPr>
+          <w:bCs/>
+        </w:rPr>
+        <w:t xml:space="preserve">E-Motion </w:t>
+      </w:r>
+      <w:r>
+        <w:rPr>
+          <w:bCs/>
+        </w:rPr>
+        <w:t xml:space="preserve">BMW </w:t>
+      </w:r>
+      <w:r>
+        <w:rPr>
+          <w:bCs/>
+        </w:rPr>
+        <w:t>Coding Tool</w:t>
+      </w:r>
+    </w:p>
+    <w:p>
+      <w:pPr>
+        <w:pStyle w:val="ListParagraph"/>
+        <w:numPr>
+          <w:ilvl w:val="0"/>
+          <w:numId w:val="29"/>
+        </w:numPr>
+      </w:pPr>
+      <w:r>
+        <w:t>Modification and Analysis tool specifically designed for BMW E-F-G Chassis vehicles. Helps you to easily track down common ECU data (speed, throttle, rpm et</w:t>
+      </w:r>
+      <w:r>
+        <w:t>c.</w:t>
+      </w:r>
+      <w:r>
+        <w:t xml:space="preserve">), </w:t>
+      </w:r>
+      <w:r>
+        <w:t>perform automated analysis and modifying .TRC - .MAN files. Currently working on AI-Aided analysis and modifications based on user prompts</w:t>
+      </w:r>
+      <w:r>
+        <w:t>.</w:t>
       </w:r>
     </w:p>
     <w:p>
@@ -667,10 +764,7 @@
         </w:numPr>
       </w:pPr>
       <w:r>
-        <w:t>S</w:t>
-      </w:r>
-      <w:r>
-        <w:t>imple</w:t>
+        <w:t>AI</w:t>
       </w:r>
       <w:r>
         <w:t xml:space="preserve"> web</w:t>
@@ -696,7 +790,19 @@
         </w:numPr>
       </w:pPr>
       <w:r>
-        <w:t>Developed a system that automatically retrieves the latest prices, features, and stock information of products from the LC Waikiki website and adds them to the user’s Trendyol store.</w:t>
+        <w:t xml:space="preserve">Developed a system that automatically retrieves the latest prices, features, and stock information of products from the LC Waikiki website and adds them to the user’s </w:t>
+      </w:r>
+      <w:r>
+        <w:t>multiple web</w:t>
+      </w:r>
+      <w:r>
+        <w:t>store</w:t>
+      </w:r>
+      <w:r>
+        <w:t>s</w:t>
+      </w:r>
+      <w:r>
+        <w:t>.</w:t>
       </w:r>
     </w:p>
     <w:p>
@@ -720,32 +826,6 @@
       </w:r>
       <w:r>
         <w:t>mart door status system using NodeMCU and Wi-Fi-based local server. It allows real-time status updates from any device, displaying activity on an LCD screen.</w:t>
-      </w:r>
-    </w:p>
-    <w:p>
-      <w:pPr>
-        <w:pStyle w:val="Heading2"/>
-      </w:pPr>
-      <w:r>
-        <w:t>ECUSHIFT (ONGOING)</w:t>
-      </w:r>
-    </w:p>
-    <w:p>
-      <w:pPr>
-        <w:pStyle w:val="ListParagraph"/>
-        <w:numPr>
-          <w:ilvl w:val="0"/>
-          <w:numId w:val="29"/>
-        </w:numPr>
-      </w:pPr>
-      <w:r>
-        <w:t>H</w:t>
-      </w:r>
-      <w:r>
-        <w:t xml:space="preserve">igh-performance web platform where I </w:t>
-      </w:r>
-      <w:r>
-        <w:t>perform sales of tuned Engine Control Units (ECU).</w:t>
       </w:r>
     </w:p>
     <w:p>
@@ -783,12 +863,227 @@
     </w:p>
     <w:p>
       <w:pPr>
-        <w:pStyle w:val="ListBullet"/>
+        <w:pStyle w:val="Heading2"/>
+      </w:pPr>
+      <w:r>
+        <w:t>AI-Aided Meeting</w:t>
+      </w:r>
+      <w:r>
+        <w:t xml:space="preserve"> Assistant</w:t>
+      </w:r>
+    </w:p>
+    <w:p>
+      <w:pPr>
+        <w:pStyle w:val="ListParagraph"/>
         <w:numPr>
           <w:ilvl w:val="0"/>
-          <w:numId w:val="0"/>
+          <w:numId w:val="29"/>
         </w:numPr>
       </w:pPr>
+      <w:r>
+        <w:t>The system understands conversations, extracts key decisions, minimizes confusion, and presents a clear roadmap so development teams can move from discussion to execution without losing time.</w:t>
+      </w:r>
+    </w:p>
+    <w:p>
+      <w:pPr>
+        <w:pStyle w:val="Heading1"/>
+      </w:pPr>
+      <w:r>
+        <w:br w:type="page"/>
+      </w:r>
+    </w:p>
+    <w:p>
+      <w:pPr>
+        <w:pStyle w:val="Heading1"/>
+      </w:pPr>
+      <w:r>
+        <w:lastRenderedPageBreak/>
+        <w:t>References</w:t>
+      </w:r>
+    </w:p>
+    <w:p>
+      <w:pPr>
+        <w:pStyle w:val="Heading2"/>
+      </w:pPr>
+      <w:r>
+        <w:t>Ahmet Ünveren</w:t>
+      </w:r>
+    </w:p>
+    <w:p>
+      <w:r>
+        <w:t>Eastern Mediterranean University – Vice Chair</w:t>
+      </w:r>
+    </w:p>
+    <w:p>
+      <w:r>
+        <w:t>+90 392 630 1625-1193</w:t>
+      </w:r>
+    </w:p>
+    <w:p>
+      <w:pPr>
+        <w:pStyle w:val="Heading2"/>
+        <w:rPr>
+          <w:lang w:val="tr-TR"/>
+        </w:rPr>
+      </w:pPr>
+      <w:r>
+        <w:rPr>
+          <w:lang w:val="tr-TR"/>
+        </w:rPr>
+        <w:t>Mustafa Doğruyol</w:t>
+      </w:r>
+    </w:p>
+    <w:p>
+      <w:pPr>
+        <w:rPr>
+          <w:lang w:val="tr-TR"/>
+        </w:rPr>
+      </w:pPr>
+      <w:r>
+        <w:rPr>
+          <w:lang w:val="tr-TR"/>
+        </w:rPr>
+        <w:t>Koluman – Sales Specialist</w:t>
+      </w:r>
+    </w:p>
+    <w:p>
+      <w:pPr>
+        <w:rPr>
+          <w:lang w:val="tr-TR"/>
+        </w:rPr>
+      </w:pPr>
+      <w:r>
+        <w:rPr>
+          <w:lang w:val="tr-TR"/>
+        </w:rPr>
+        <w:t>+90 530 954 23 22</w:t>
+      </w:r>
+    </w:p>
+    <w:p>
+      <w:pPr>
+        <w:pStyle w:val="Heading2"/>
+        <w:rPr>
+          <w:lang w:val="tr-TR"/>
+        </w:rPr>
+      </w:pPr>
+      <w:r>
+        <w:rPr>
+          <w:lang w:val="tr-TR"/>
+        </w:rPr>
+        <w:t>Volkan Ak</w:t>
+      </w:r>
+    </w:p>
+    <w:p>
+      <w:pPr>
+        <w:rPr>
+          <w:lang w:val="tr-TR"/>
+        </w:rPr>
+      </w:pPr>
+      <w:r>
+        <w:rPr>
+          <w:lang w:val="tr-TR"/>
+        </w:rPr>
+        <w:t>Mercedez-Benz Türkiye – Project Manager</w:t>
+      </w:r>
+    </w:p>
+    <w:p>
+      <w:pPr>
+        <w:rPr>
+          <w:lang w:val="tr-TR"/>
+        </w:rPr>
+      </w:pPr>
+      <w:r>
+        <w:rPr>
+          <w:lang w:val="tr-TR"/>
+        </w:rPr>
+        <w:t>+90 533 033 06 41</w:t>
+      </w:r>
+    </w:p>
+    <w:p>
+      <w:pPr>
+        <w:pStyle w:val="Heading2"/>
+        <w:rPr>
+          <w:lang w:val="tr-TR"/>
+        </w:rPr>
+      </w:pPr>
+      <w:r>
+        <w:rPr>
+          <w:lang w:val="tr-TR"/>
+        </w:rPr>
+        <w:t>Çağdaş Özen</w:t>
+      </w:r>
+    </w:p>
+    <w:p>
+      <w:pPr>
+        <w:rPr>
+          <w:lang w:val="tr-TR"/>
+        </w:rPr>
+      </w:pPr>
+      <w:r>
+        <w:rPr>
+          <w:lang w:val="tr-TR"/>
+        </w:rPr>
+        <w:t>Mercedes-Benz Türkiye – Fleet Sales Group Manager</w:t>
+      </w:r>
+    </w:p>
+    <w:p>
+      <w:pPr>
+        <w:rPr>
+          <w:lang w:val="tr-TR"/>
+        </w:rPr>
+      </w:pPr>
+      <w:r>
+        <w:rPr>
+          <w:lang w:val="tr-TR"/>
+        </w:rPr>
+        <w:t>+90 530 523 91 06</w:t>
+      </w:r>
+    </w:p>
+    <w:p>
+      <w:pPr>
+        <w:pStyle w:val="Heading2"/>
+        <w:rPr>
+          <w:lang w:val="tr-TR"/>
+        </w:rPr>
+      </w:pPr>
+      <w:r>
+        <w:rPr>
+          <w:lang w:val="tr-TR"/>
+        </w:rPr>
+        <w:t>ali Ercan Köse</w:t>
+      </w:r>
+    </w:p>
+    <w:p>
+      <w:pPr>
+        <w:rPr>
+          <w:lang w:val="tr-TR"/>
+        </w:rPr>
+      </w:pPr>
+      <w:r>
+        <w:rPr>
+          <w:lang w:val="tr-TR"/>
+        </w:rPr>
+        <w:t>Kipaş Holding</w:t>
+      </w:r>
+      <w:r>
+        <w:rPr>
+          <w:lang w:val="tr-TR"/>
+        </w:rPr>
+        <w:t xml:space="preserve"> – Vice President</w:t>
+      </w:r>
+    </w:p>
+    <w:p>
+      <w:pPr>
+        <w:rPr>
+          <w:lang w:val="tr-TR"/>
+        </w:rPr>
+      </w:pPr>
+      <w:r>
+        <w:rPr>
+          <w:lang w:val="tr-TR"/>
+        </w:rPr>
+        <w:t>+90 532 492 27 29</w:t>
+      </w:r>
     </w:p>
     <w:sectPr>
       <w:footerReference w:type="default" r:id="rId14"/>
@@ -805,7 +1100,7 @@
 </file>
 
 <file path=word/endnotes.xml><?xml version="1.0" encoding="utf-8"?>
-<w:endnotes xmlns:wpc="http://schemas.microsoft.com/office/word/2010/wordprocessingCanvas" xmlns:cx="http://schemas.microsoft.com/office/drawing/2014/chartex" xmlns:cx1="http://schemas.microsoft.com/office/drawing/2015/9/8/chartex" xmlns:cx2="http://schemas.microsoft.com/office/drawing/2015/10/21/chartex" xmlns:cx3="http://schemas.microsoft.com/office/drawing/2016/5/9/chartex" xmlns:cx4="http://schemas.microsoft.com/office/drawing/2016/5/10/chartex" xmlns:cx5="http://schemas.microsoft.com/office/drawing/2016/5/11/chartex" xmlns:cx6="http://schemas.microsoft.com/office/drawing/2016/5/12/chartex" xmlns:cx7="http://schemas.microsoft.com/office/drawing/2016/5/13/chartex" xmlns:cx8="http://schemas.microsoft.com/office/drawing/2016/5/14/chartex" xmlns:mc="http://schemas.openxmlformats.org/markup-compatibility/2006" xmlns:aink="http://schemas.microsoft.com/office/drawing/2016/ink" xmlns:am3d="http://schemas.microsoft.com/office/drawing/2017/model3d" xmlns:o="urn:schemas-microsoft-com:office:office" xmlns:oel="http://schemas.microsoft.com/office/2019/extlst" xmlns:r="http://schemas.openxmlformats.org/officeDocument/2006/relationships" xmlns:m="http://schemas.openxmlformats.org/officeDocument/2006/math" xmlns:v="urn:schemas-microsoft-com:vml" xmlns:wp14="http://schemas.microsoft.com/office/word/2010/wordprocessingDrawing" xmlns:wp="http://schemas.openxmlformats.org/drawingml/2006/wordprocessingDrawing" xmlns:w10="urn:schemas-microsoft-com:office:word" xmlns:w="http://schemas.openxmlformats.org/wordprocessingml/2006/main" xmlns:w14="http://schemas.microsoft.com/office/word/2010/wordml" xmlns:w15="http://schemas.microsoft.com/office/word/2012/wordml" xmlns:w16cex="http://schemas.microsoft.com/office/word/2018/wordml/cex" xmlns:w16cid="http://schemas.microsoft.com/office/word/2016/wordml/cid" xmlns:w16="http://schemas.microsoft.com/office/word/2018/wordml" xmlns:w16du="http://schemas.microsoft.com/office/word/2023/wordml/word16du" xmlns:w16sdtdh="http://schemas.microsoft.com/office/word/2020/wordml/sdtdatahash" xmlns:w16sdtfl="http://schemas.microsoft.com/office/word/2024/wordml/sdtformatlock" xmlns:w16se="http://schemas.microsoft.com/office/word/2015/wordml/symex" xmlns:wpg="http://schemas.microsoft.com/office/word/2010/wordprocessingGroup" xmlns:wpi="http://schemas.microsoft.com/office/word/2010/wordprocessingInk" xmlns:wne="http://schemas.microsoft.com/office/word/2006/wordml" xmlns:wps="http://schemas.microsoft.com/office/word/2010/wordprocessingShape" mc:Ignorable="w14 w15 w16se w16cid w16 w16cex w16sdtdh w16sdtfl w16du wp14">
+<w:endnotes xmlns:wpc="http://schemas.microsoft.com/office/word/2010/wordprocessingCanvas" xmlns:cx="http://schemas.microsoft.com/office/drawing/2014/chartex" xmlns:cx1="http://schemas.microsoft.com/office/drawing/2015/9/8/chartex" xmlns:cx2="http://schemas.microsoft.com/office/drawing/2015/10/21/chartex" xmlns:cx3="http://schemas.microsoft.com/office/drawing/2016/5/9/chartex" xmlns:cx4="http://schemas.microsoft.com/office/drawing/2016/5/10/chartex" xmlns:cx5="http://schemas.microsoft.com/office/drawing/2016/5/11/chartex" xmlns:cx6="http://schemas.microsoft.com/office/drawing/2016/5/12/chartex" xmlns:cx7="http://schemas.microsoft.com/office/drawing/2016/5/13/chartex" xmlns:cx8="http://schemas.microsoft.com/office/drawing/2016/5/14/chartex" xmlns:mc="http://schemas.openxmlformats.org/markup-compatibility/2006" xmlns:aink="http://schemas.microsoft.com/office/drawing/2016/ink" xmlns:am3d="http://schemas.microsoft.com/office/drawing/2017/model3d" xmlns:o="urn:schemas-microsoft-com:office:office" xmlns:oel="http://schemas.microsoft.com/office/2019/extlst" xmlns:r="http://schemas.openxmlformats.org/officeDocument/2006/relationships" xmlns:m="http://schemas.openxmlformats.org/officeDocument/2006/math" xmlns:v="urn:schemas-microsoft-com:vml" xmlns:wp14="http://schemas.microsoft.com/office/word/2010/wordprocessingDrawing" xmlns:wp="http://schemas.openxmlformats.org/drawingml/2006/wordprocessingDrawing" xmlns:w10="urn:schemas-microsoft-com:office:word" xmlns:w="http://schemas.openxmlformats.org/wordprocessingml/2006/main" xmlns:w14="http://schemas.microsoft.com/office/word/2010/wordml" xmlns:w15="http://schemas.microsoft.com/office/word/2012/wordml" xmlns:w16cex="http://schemas.microsoft.com/office/word/2018/wordml/cex" xmlns:w16cid="http://schemas.microsoft.com/office/word/2016/wordml/cid" xmlns:w16="http://schemas.microsoft.com/office/word/2018/wordml" xmlns:w16sdtdh="http://schemas.microsoft.com/office/word/2020/wordml/sdtdatahash" xmlns:w16se="http://schemas.microsoft.com/office/word/2015/wordml/symex" xmlns:wpg="http://schemas.microsoft.com/office/word/2010/wordprocessingGroup" xmlns:wpi="http://schemas.microsoft.com/office/word/2010/wordprocessingInk" xmlns:wne="http://schemas.microsoft.com/office/word/2006/wordml" xmlns:wps="http://schemas.microsoft.com/office/word/2010/wordprocessingShape" mc:Ignorable="w14 w15 w16se w16cid w16 w16cex w16sdtdh wp14">
   <w:endnote w:type="separator" w:id="-1">
     <w:p>
       <w:pPr>
@@ -830,7 +1125,7 @@
 </file>
 
 <file path=word/footer1.xml><?xml version="1.0" encoding="utf-8"?>
-<w:ftr xmlns:wpc="http://schemas.microsoft.com/office/word/2010/wordprocessingCanvas" xmlns:cx="http://schemas.microsoft.com/office/drawing/2014/chartex" xmlns:cx1="http://schemas.microsoft.com/office/drawing/2015/9/8/chartex" xmlns:cx2="http://schemas.microsoft.com/office/drawing/2015/10/21/chartex" xmlns:cx3="http://schemas.microsoft.com/office/drawing/2016/5/9/chartex" xmlns:cx4="http://schemas.microsoft.com/office/drawing/2016/5/10/chartex" xmlns:cx5="http://schemas.microsoft.com/office/drawing/2016/5/11/chartex" xmlns:cx6="http://schemas.microsoft.com/office/drawing/2016/5/12/chartex" xmlns:cx7="http://schemas.microsoft.com/office/drawing/2016/5/13/chartex" xmlns:cx8="http://schemas.microsoft.com/office/drawing/2016/5/14/chartex" xmlns:mc="http://schemas.openxmlformats.org/markup-compatibility/2006" xmlns:aink="http://schemas.microsoft.com/office/drawing/2016/ink" xmlns:am3d="http://schemas.microsoft.com/office/drawing/2017/model3d" xmlns:o="urn:schemas-microsoft-com:office:office" xmlns:oel="http://schemas.microsoft.com/office/2019/extlst" xmlns:r="http://schemas.openxmlformats.org/officeDocument/2006/relationships" xmlns:m="http://schemas.openxmlformats.org/officeDocument/2006/math" xmlns:v="urn:schemas-microsoft-com:vml" xmlns:wp14="http://schemas.microsoft.com/office/word/2010/wordprocessingDrawing" xmlns:wp="http://schemas.openxmlformats.org/drawingml/2006/wordprocessingDrawing" xmlns:w10="urn:schemas-microsoft-com:office:word" xmlns:w="http://schemas.openxmlformats.org/wordprocessingml/2006/main" xmlns:w14="http://schemas.microsoft.com/office/word/2010/wordml" xmlns:w15="http://schemas.microsoft.com/office/word/2012/wordml" xmlns:w16cex="http://schemas.microsoft.com/office/word/2018/wordml/cex" xmlns:w16cid="http://schemas.microsoft.com/office/word/2016/wordml/cid" xmlns:w16="http://schemas.microsoft.com/office/word/2018/wordml" xmlns:w16du="http://schemas.microsoft.com/office/word/2023/wordml/word16du" xmlns:w16sdtdh="http://schemas.microsoft.com/office/word/2020/wordml/sdtdatahash" xmlns:w16sdtfl="http://schemas.microsoft.com/office/word/2024/wordml/sdtformatlock" xmlns:w16se="http://schemas.microsoft.com/office/word/2015/wordml/symex" xmlns:wpg="http://schemas.microsoft.com/office/word/2010/wordprocessingGroup" xmlns:wpi="http://schemas.microsoft.com/office/word/2010/wordprocessingInk" xmlns:wne="http://schemas.microsoft.com/office/word/2006/wordml" xmlns:wps="http://schemas.microsoft.com/office/word/2010/wordprocessingShape" mc:Ignorable="w14 w15 w16se w16cid w16 w16cex w16sdtdh w16sdtfl w16du wp14">
+<w:ftr xmlns:wpc="http://schemas.microsoft.com/office/word/2010/wordprocessingCanvas" xmlns:cx="http://schemas.microsoft.com/office/drawing/2014/chartex" xmlns:cx1="http://schemas.microsoft.com/office/drawing/2015/9/8/chartex" xmlns:cx2="http://schemas.microsoft.com/office/drawing/2015/10/21/chartex" xmlns:cx3="http://schemas.microsoft.com/office/drawing/2016/5/9/chartex" xmlns:cx4="http://schemas.microsoft.com/office/drawing/2016/5/10/chartex" xmlns:cx5="http://schemas.microsoft.com/office/drawing/2016/5/11/chartex" xmlns:cx6="http://schemas.microsoft.com/office/drawing/2016/5/12/chartex" xmlns:cx7="http://schemas.microsoft.com/office/drawing/2016/5/13/chartex" xmlns:cx8="http://schemas.microsoft.com/office/drawing/2016/5/14/chartex" xmlns:mc="http://schemas.openxmlformats.org/markup-compatibility/2006" xmlns:aink="http://schemas.microsoft.com/office/drawing/2016/ink" xmlns:am3d="http://schemas.microsoft.com/office/drawing/2017/model3d" xmlns:o="urn:schemas-microsoft-com:office:office" xmlns:oel="http://schemas.microsoft.com/office/2019/extlst" xmlns:r="http://schemas.openxmlformats.org/officeDocument/2006/relationships" xmlns:m="http://schemas.openxmlformats.org/officeDocument/2006/math" xmlns:v="urn:schemas-microsoft-com:vml" xmlns:wp14="http://schemas.microsoft.com/office/word/2010/wordprocessingDrawing" xmlns:wp="http://schemas.openxmlformats.org/drawingml/2006/wordprocessingDrawing" xmlns:w10="urn:schemas-microsoft-com:office:word" xmlns:w="http://schemas.openxmlformats.org/wordprocessingml/2006/main" xmlns:w14="http://schemas.microsoft.com/office/word/2010/wordml" xmlns:w15="http://schemas.microsoft.com/office/word/2012/wordml" xmlns:w16cex="http://schemas.microsoft.com/office/word/2018/wordml/cex" xmlns:w16cid="http://schemas.microsoft.com/office/word/2016/wordml/cid" xmlns:w16="http://schemas.microsoft.com/office/word/2018/wordml" xmlns:w16sdtdh="http://schemas.microsoft.com/office/word/2020/wordml/sdtdatahash" xmlns:w16se="http://schemas.microsoft.com/office/word/2015/wordml/symex" xmlns:wpg="http://schemas.microsoft.com/office/word/2010/wordprocessingGroup" xmlns:wpi="http://schemas.microsoft.com/office/word/2010/wordprocessingInk" xmlns:wne="http://schemas.microsoft.com/office/word/2006/wordml" xmlns:wps="http://schemas.microsoft.com/office/word/2010/wordprocessingShape" mc:Ignorable="w14 w15 w16se w16cid w16 w16cex w16sdtdh wp14">
   <w:p>
     <w:pPr>
       <w:pStyle w:val="Footer"/>
@@ -864,7 +1159,7 @@
 </file>
 
 <file path=word/footnotes.xml><?xml version="1.0" encoding="utf-8"?>
-<w:footnotes xmlns:wpc="http://schemas.microsoft.com/office/word/2010/wordprocessingCanvas" xmlns:cx="http://schemas.microsoft.com/office/drawing/2014/chartex" xmlns:cx1="http://schemas.microsoft.com/office/drawing/2015/9/8/chartex" xmlns:cx2="http://schemas.microsoft.com/office/drawing/2015/10/21/chartex" xmlns:cx3="http://schemas.microsoft.com/office/drawing/2016/5/9/chartex" xmlns:cx4="http://schemas.microsoft.com/office/drawing/2016/5/10/chartex" xmlns:cx5="http://schemas.microsoft.com/office/drawing/2016/5/11/chartex" xmlns:cx6="http://schemas.microsoft.com/office/drawing/2016/5/12/chartex" xmlns:cx7="http://schemas.microsoft.com/office/drawing/2016/5/13/chartex" xmlns:cx8="http://schemas.microsoft.com/office/drawing/2016/5/14/chartex" xmlns:mc="http://schemas.openxmlformats.org/markup-compatibility/2006" xmlns:aink="http://schemas.microsoft.com/office/drawing/2016/ink" xmlns:am3d="http://schemas.microsoft.com/office/drawing/2017/model3d" xmlns:o="urn:schemas-microsoft-com:office:office" xmlns:oel="http://schemas.microsoft.com/office/2019/extlst" xmlns:r="http://schemas.openxmlformats.org/officeDocument/2006/relationships" xmlns:m="http://schemas.openxmlformats.org/officeDocument/2006/math" xmlns:v="urn:schemas-microsoft-com:vml" xmlns:wp14="http://schemas.microsoft.com/office/word/2010/wordprocessingDrawing" xmlns:wp="http://schemas.openxmlformats.org/drawingml/2006/wordprocessingDrawing" xmlns:w10="urn:schemas-microsoft-com:office:word" xmlns:w="http://schemas.openxmlformats.org/wordprocessingml/2006/main" xmlns:w14="http://schemas.microsoft.com/office/word/2010/wordml" xmlns:w15="http://schemas.microsoft.com/office/word/2012/wordml" xmlns:w16cex="http://schemas.microsoft.com/office/word/2018/wordml/cex" xmlns:w16cid="http://schemas.microsoft.com/office/word/2016/wordml/cid" xmlns:w16="http://schemas.microsoft.com/office/word/2018/wordml" xmlns:w16du="http://schemas.microsoft.com/office/word/2023/wordml/word16du" xmlns:w16sdtdh="http://schemas.microsoft.com/office/word/2020/wordml/sdtdatahash" xmlns:w16sdtfl="http://schemas.microsoft.com/office/word/2024/wordml/sdtformatlock" xmlns:w16se="http://schemas.microsoft.com/office/word/2015/wordml/symex" xmlns:wpg="http://schemas.microsoft.com/office/word/2010/wordprocessingGroup" xmlns:wpi="http://schemas.microsoft.com/office/word/2010/wordprocessingInk" xmlns:wne="http://schemas.microsoft.com/office/word/2006/wordml" xmlns:wps="http://schemas.microsoft.com/office/word/2010/wordprocessingShape" mc:Ignorable="w14 w15 w16se w16cid w16 w16cex w16sdtdh w16sdtfl w16du wp14">
+<w:footnotes xmlns:wpc="http://schemas.microsoft.com/office/word/2010/wordprocessingCanvas" xmlns:cx="http://schemas.microsoft.com/office/drawing/2014/chartex" xmlns:cx1="http://schemas.microsoft.com/office/drawing/2015/9/8/chartex" xmlns:cx2="http://schemas.microsoft.com/office/drawing/2015/10/21/chartex" xmlns:cx3="http://schemas.microsoft.com/office/drawing/2016/5/9/chartex" xmlns:cx4="http://schemas.microsoft.com/office/drawing/2016/5/10/chartex" xmlns:cx5="http://schemas.microsoft.com/office/drawing/2016/5/11/chartex" xmlns:cx6="http://schemas.microsoft.com/office/drawing/2016/5/12/chartex" xmlns:cx7="http://schemas.microsoft.com/office/drawing/2016/5/13/chartex" xmlns:cx8="http://schemas.microsoft.com/office/drawing/2016/5/14/chartex" xmlns:mc="http://schemas.openxmlformats.org/markup-compatibility/2006" xmlns:aink="http://schemas.microsoft.com/office/drawing/2016/ink" xmlns:am3d="http://schemas.microsoft.com/office/drawing/2017/model3d" xmlns:o="urn:schemas-microsoft-com:office:office" xmlns:oel="http://schemas.microsoft.com/office/2019/extlst" xmlns:r="http://schemas.openxmlformats.org/officeDocument/2006/relationships" xmlns:m="http://schemas.openxmlformats.org/officeDocument/2006/math" xmlns:v="urn:schemas-microsoft-com:vml" xmlns:wp14="http://schemas.microsoft.com/office/word/2010/wordprocessingDrawing" xmlns:wp="http://schemas.openxmlformats.org/drawingml/2006/wordprocessingDrawing" xmlns:w10="urn:schemas-microsoft-com:office:word" xmlns:w="http://schemas.openxmlformats.org/wordprocessingml/2006/main" xmlns:w14="http://schemas.microsoft.com/office/word/2010/wordml" xmlns:w15="http://schemas.microsoft.com/office/word/2012/wordml" xmlns:w16cex="http://schemas.microsoft.com/office/word/2018/wordml/cex" xmlns:w16cid="http://schemas.microsoft.com/office/word/2016/wordml/cid" xmlns:w16="http://schemas.microsoft.com/office/word/2018/wordml" xmlns:w16sdtdh="http://schemas.microsoft.com/office/word/2020/wordml/sdtdatahash" xmlns:w16se="http://schemas.microsoft.com/office/word/2015/wordml/symex" xmlns:wpg="http://schemas.microsoft.com/office/word/2010/wordprocessingGroup" xmlns:wpi="http://schemas.microsoft.com/office/word/2010/wordprocessingInk" xmlns:wne="http://schemas.microsoft.com/office/word/2006/wordml" xmlns:wps="http://schemas.microsoft.com/office/word/2010/wordprocessingShape" mc:Ignorable="w14 w15 w16se w16cid w16 w16cex w16sdtdh wp14">
   <w:footnote w:type="separator" w:id="-1">
     <w:p>
       <w:pPr>
@@ -889,7 +1184,7 @@
 </file>
 
 <file path=word/numbering.xml><?xml version="1.0" encoding="utf-8"?>
-<w:numbering xmlns:wpc="http://schemas.microsoft.com/office/word/2010/wordprocessingCanvas" xmlns:cx="http://schemas.microsoft.com/office/drawing/2014/chartex" xmlns:cx1="http://schemas.microsoft.com/office/drawing/2015/9/8/chartex" xmlns:cx2="http://schemas.microsoft.com/office/drawing/2015/10/21/chartex" xmlns:cx3="http://schemas.microsoft.com/office/drawing/2016/5/9/chartex" xmlns:cx4="http://schemas.microsoft.com/office/drawing/2016/5/10/chartex" xmlns:cx5="http://schemas.microsoft.com/office/drawing/2016/5/11/chartex" xmlns:cx6="http://schemas.microsoft.com/office/drawing/2016/5/12/chartex" xmlns:cx7="http://schemas.microsoft.com/office/drawing/2016/5/13/chartex" xmlns:cx8="http://schemas.microsoft.com/office/drawing/2016/5/14/chartex" xmlns:mc="http://schemas.openxmlformats.org/markup-compatibility/2006" xmlns:aink="http://schemas.microsoft.com/office/drawing/2016/ink" xmlns:am3d="http://schemas.microsoft.com/office/drawing/2017/model3d" xmlns:o="urn:schemas-microsoft-com:office:office" xmlns:oel="http://schemas.microsoft.com/office/2019/extlst" xmlns:r="http://schemas.openxmlformats.org/officeDocument/2006/relationships" xmlns:m="http://schemas.openxmlformats.org/officeDocument/2006/math" xmlns:v="urn:schemas-microsoft-com:vml" xmlns:wp14="http://schemas.microsoft.com/office/word/2010/wordprocessingDrawing" xmlns:wp="http://schemas.openxmlformats.org/drawingml/2006/wordprocessingDrawing" xmlns:w10="urn:schemas-microsoft-com:office:word" xmlns:w="http://schemas.openxmlformats.org/wordprocessingml/2006/main" xmlns:w14="http://schemas.microsoft.com/office/word/2010/wordml" xmlns:w15="http://schemas.microsoft.com/office/word/2012/wordml" xmlns:w16cex="http://schemas.microsoft.com/office/word/2018/wordml/cex" xmlns:w16cid="http://schemas.microsoft.com/office/word/2016/wordml/cid" xmlns:w16="http://schemas.microsoft.com/office/word/2018/wordml" xmlns:w16du="http://schemas.microsoft.com/office/word/2023/wordml/word16du" xmlns:w16sdtdh="http://schemas.microsoft.com/office/word/2020/wordml/sdtdatahash" xmlns:w16sdtfl="http://schemas.microsoft.com/office/word/2024/wordml/sdtformatlock" xmlns:w16se="http://schemas.microsoft.com/office/word/2015/wordml/symex" xmlns:wpg="http://schemas.microsoft.com/office/word/2010/wordprocessingGroup" xmlns:wpi="http://schemas.microsoft.com/office/word/2010/wordprocessingInk" xmlns:wne="http://schemas.microsoft.com/office/word/2006/wordml" xmlns:wps="http://schemas.microsoft.com/office/word/2010/wordprocessingShape" mc:Ignorable="w14 w15 w16se w16cid w16 w16cex w16sdtdh w16sdtfl w16du wp14">
+<w:numbering xmlns:wpc="http://schemas.microsoft.com/office/word/2010/wordprocessingCanvas" xmlns:cx="http://schemas.microsoft.com/office/drawing/2014/chartex" xmlns:cx1="http://schemas.microsoft.com/office/drawing/2015/9/8/chartex" xmlns:cx2="http://schemas.microsoft.com/office/drawing/2015/10/21/chartex" xmlns:cx3="http://schemas.microsoft.com/office/drawing/2016/5/9/chartex" xmlns:cx4="http://schemas.microsoft.com/office/drawing/2016/5/10/chartex" xmlns:cx5="http://schemas.microsoft.com/office/drawing/2016/5/11/chartex" xmlns:cx6="http://schemas.microsoft.com/office/drawing/2016/5/12/chartex" xmlns:cx7="http://schemas.microsoft.com/office/drawing/2016/5/13/chartex" xmlns:cx8="http://schemas.microsoft.com/office/drawing/2016/5/14/chartex" xmlns:mc="http://schemas.openxmlformats.org/markup-compatibility/2006" xmlns:aink="http://schemas.microsoft.com/office/drawing/2016/ink" xmlns:am3d="http://schemas.microsoft.com/office/drawing/2017/model3d" xmlns:o="urn:schemas-microsoft-com:office:office" xmlns:oel="http://schemas.microsoft.com/office/2019/extlst" xmlns:r="http://schemas.openxmlformats.org/officeDocument/2006/relationships" xmlns:m="http://schemas.openxmlformats.org/officeDocument/2006/math" xmlns:v="urn:schemas-microsoft-com:vml" xmlns:wp14="http://schemas.microsoft.com/office/word/2010/wordprocessingDrawing" xmlns:wp="http://schemas.openxmlformats.org/drawingml/2006/wordprocessingDrawing" xmlns:w10="urn:schemas-microsoft-com:office:word" xmlns:w="http://schemas.openxmlformats.org/wordprocessingml/2006/main" xmlns:w14="http://schemas.microsoft.com/office/word/2010/wordml" xmlns:w15="http://schemas.microsoft.com/office/word/2012/wordml" xmlns:w16cex="http://schemas.microsoft.com/office/word/2018/wordml/cex" xmlns:w16cid="http://schemas.microsoft.com/office/word/2016/wordml/cid" xmlns:w16="http://schemas.microsoft.com/office/word/2018/wordml" xmlns:w16sdtdh="http://schemas.microsoft.com/office/word/2020/wordml/sdtdatahash" xmlns:w16se="http://schemas.microsoft.com/office/word/2015/wordml/symex" xmlns:wpg="http://schemas.microsoft.com/office/word/2010/wordprocessingGroup" xmlns:wpi="http://schemas.microsoft.com/office/word/2010/wordprocessingInk" xmlns:wne="http://schemas.microsoft.com/office/word/2006/wordml" xmlns:wps="http://schemas.microsoft.com/office/word/2010/wordprocessingShape" mc:Ignorable="w14 w15 w16se w16cid w16 w16cex w16sdtdh wp14">
   <w:abstractNum w:abstractNumId="0" w15:restartNumberingAfterBreak="0">
     <w:nsid w:val="FFFFFF7C"/>
     <w:multiLevelType w:val="singleLevel"/>
@@ -1058,7 +1353,7 @@
   <w:abstractNum w:abstractNumId="9" w15:restartNumberingAfterBreak="0">
     <w:nsid w:val="FFFFFF89"/>
     <w:multiLevelType w:val="singleLevel"/>
-    <w:tmpl w:val="360E1A72"/>
+    <w:tmpl w:val="C59479D4"/>
     <w:lvl w:ilvl="0">
       <w:start w:val="1"/>
       <w:numFmt w:val="bullet"/>
@@ -1817,7 +2112,7 @@
   <w:abstractNum w:abstractNumId="17" w15:restartNumberingAfterBreak="0">
     <w:nsid w:val="2A786B7E"/>
     <w:multiLevelType w:val="hybridMultilevel"/>
-    <w:tmpl w:val="1556D37E"/>
+    <w:tmpl w:val="76506778"/>
     <w:lvl w:ilvl="0" w:tplc="04090001">
       <w:start w:val="1"/>
       <w:numFmt w:val="bullet"/>
@@ -2829,7 +3124,7 @@
 </file>
 
 <file path=word/styles.xml><?xml version="1.0" encoding="utf-8"?>
-<w:styles xmlns:mc="http://schemas.openxmlformats.org/markup-compatibility/2006" xmlns:r="http://schemas.openxmlformats.org/officeDocument/2006/relationships" xmlns:w="http://schemas.openxmlformats.org/wordprocessingml/2006/main" xmlns:w14="http://schemas.microsoft.com/office/word/2010/wordml" xmlns:w15="http://schemas.microsoft.com/office/word/2012/wordml" xmlns:w16cex="http://schemas.microsoft.com/office/word/2018/wordml/cex" xmlns:w16cid="http://schemas.microsoft.com/office/word/2016/wordml/cid" xmlns:w16="http://schemas.microsoft.com/office/word/2018/wordml" xmlns:w16du="http://schemas.microsoft.com/office/word/2023/wordml/word16du" xmlns:w16sdtdh="http://schemas.microsoft.com/office/word/2020/wordml/sdtdatahash" xmlns:w16sdtfl="http://schemas.microsoft.com/office/word/2024/wordml/sdtformatlock" xmlns:w16se="http://schemas.microsoft.com/office/word/2015/wordml/symex" mc:Ignorable="w14 w15 w16se w16cid w16 w16cex w16sdtdh w16sdtfl w16du">
+<w:styles xmlns:mc="http://schemas.openxmlformats.org/markup-compatibility/2006" xmlns:r="http://schemas.openxmlformats.org/officeDocument/2006/relationships" xmlns:w="http://schemas.openxmlformats.org/wordprocessingml/2006/main" xmlns:w14="http://schemas.microsoft.com/office/word/2010/wordml" xmlns:w15="http://schemas.microsoft.com/office/word/2012/wordml" xmlns:w16cex="http://schemas.microsoft.com/office/word/2018/wordml/cex" xmlns:w16cid="http://schemas.microsoft.com/office/word/2016/wordml/cid" xmlns:w16="http://schemas.microsoft.com/office/word/2018/wordml" xmlns:w16sdtdh="http://schemas.microsoft.com/office/word/2020/wordml/sdtdatahash" xmlns:w16se="http://schemas.microsoft.com/office/word/2015/wordml/symex" mc:Ignorable="w14 w15 w16se w16cid w16 w16cex w16sdtdh">
   <w:docDefaults>
     <w:rPrDefault>
       <w:rPr>
@@ -4102,7 +4397,7 @@
 </file>
 
 <file path=word/glossary/document.xml><?xml version="1.0" encoding="utf-8"?>
-<w:glossaryDocument xmlns:wpc="http://schemas.microsoft.com/office/word/2010/wordprocessingCanvas" xmlns:cx="http://schemas.microsoft.com/office/drawing/2014/chartex" xmlns:cx1="http://schemas.microsoft.com/office/drawing/2015/9/8/chartex" xmlns:cx2="http://schemas.microsoft.com/office/drawing/2015/10/21/chartex" xmlns:cx3="http://schemas.microsoft.com/office/drawing/2016/5/9/chartex" xmlns:cx4="http://schemas.microsoft.com/office/drawing/2016/5/10/chartex" xmlns:cx5="http://schemas.microsoft.com/office/drawing/2016/5/11/chartex" xmlns:cx6="http://schemas.microsoft.com/office/drawing/2016/5/12/chartex" xmlns:cx7="http://schemas.microsoft.com/office/drawing/2016/5/13/chartex" xmlns:cx8="http://schemas.microsoft.com/office/drawing/2016/5/14/chartex" xmlns:mc="http://schemas.openxmlformats.org/markup-compatibility/2006" xmlns:aink="http://schemas.microsoft.com/office/drawing/2016/ink" xmlns:am3d="http://schemas.microsoft.com/office/drawing/2017/model3d" xmlns:o="urn:schemas-microsoft-com:office:office" xmlns:oel="http://schemas.microsoft.com/office/2019/extlst" xmlns:r="http://schemas.openxmlformats.org/officeDocument/2006/relationships" xmlns:m="http://schemas.openxmlformats.org/officeDocument/2006/math" xmlns:v="urn:schemas-microsoft-com:vml" xmlns:wp14="http://schemas.microsoft.com/office/word/2010/wordprocessingDrawing" xmlns:wp="http://schemas.openxmlformats.org/drawingml/2006/wordprocessingDrawing" xmlns:w10="urn:schemas-microsoft-com:office:word" xmlns:w="http://schemas.openxmlformats.org/wordprocessingml/2006/main" xmlns:w14="http://schemas.microsoft.com/office/word/2010/wordml" xmlns:w15="http://schemas.microsoft.com/office/word/2012/wordml" xmlns:w16cex="http://schemas.microsoft.com/office/word/2018/wordml/cex" xmlns:w16cid="http://schemas.microsoft.com/office/word/2016/wordml/cid" xmlns:w16="http://schemas.microsoft.com/office/word/2018/wordml" xmlns:w16du="http://schemas.microsoft.com/office/word/2023/wordml/word16du" xmlns:w16sdtdh="http://schemas.microsoft.com/office/word/2020/wordml/sdtdatahash" xmlns:w16sdtfl="http://schemas.microsoft.com/office/word/2024/wordml/sdtformatlock" xmlns:w16se="http://schemas.microsoft.com/office/word/2015/wordml/symex" xmlns:wpg="http://schemas.microsoft.com/office/word/2010/wordprocessingGroup" xmlns:wpi="http://schemas.microsoft.com/office/word/2010/wordprocessingInk" xmlns:wne="http://schemas.microsoft.com/office/word/2006/wordml" xmlns:wps="http://schemas.microsoft.com/office/word/2010/wordprocessingShape" mc:Ignorable="w14 w15 w16se w16cid w16 w16cex w16sdtdh w16sdtfl w16du wp14">
+<w:glossaryDocument xmlns:wpc="http://schemas.microsoft.com/office/word/2010/wordprocessingCanvas" xmlns:cx="http://schemas.microsoft.com/office/drawing/2014/chartex" xmlns:cx1="http://schemas.microsoft.com/office/drawing/2015/9/8/chartex" xmlns:cx2="http://schemas.microsoft.com/office/drawing/2015/10/21/chartex" xmlns:cx3="http://schemas.microsoft.com/office/drawing/2016/5/9/chartex" xmlns:cx4="http://schemas.microsoft.com/office/drawing/2016/5/10/chartex" xmlns:cx5="http://schemas.microsoft.com/office/drawing/2016/5/11/chartex" xmlns:cx6="http://schemas.microsoft.com/office/drawing/2016/5/12/chartex" xmlns:cx7="http://schemas.microsoft.com/office/drawing/2016/5/13/chartex" xmlns:cx8="http://schemas.microsoft.com/office/drawing/2016/5/14/chartex" xmlns:mc="http://schemas.openxmlformats.org/markup-compatibility/2006" xmlns:aink="http://schemas.microsoft.com/office/drawing/2016/ink" xmlns:am3d="http://schemas.microsoft.com/office/drawing/2017/model3d" xmlns:o="urn:schemas-microsoft-com:office:office" xmlns:oel="http://schemas.microsoft.com/office/2019/extlst" xmlns:r="http://schemas.openxmlformats.org/officeDocument/2006/relationships" xmlns:m="http://schemas.openxmlformats.org/officeDocument/2006/math" xmlns:v="urn:schemas-microsoft-com:vml" xmlns:wp14="http://schemas.microsoft.com/office/word/2010/wordprocessingDrawing" xmlns:wp="http://schemas.openxmlformats.org/drawingml/2006/wordprocessingDrawing" xmlns:w10="urn:schemas-microsoft-com:office:word" xmlns:w="http://schemas.openxmlformats.org/wordprocessingml/2006/main" xmlns:w14="http://schemas.microsoft.com/office/word/2010/wordml" xmlns:w15="http://schemas.microsoft.com/office/word/2012/wordml" xmlns:w16cex="http://schemas.microsoft.com/office/word/2018/wordml/cex" xmlns:w16cid="http://schemas.microsoft.com/office/word/2016/wordml/cid" xmlns:w16="http://schemas.microsoft.com/office/word/2018/wordml" xmlns:w16sdtdh="http://schemas.microsoft.com/office/word/2020/wordml/sdtdatahash" xmlns:w16se="http://schemas.microsoft.com/office/word/2015/wordml/symex" xmlns:wpg="http://schemas.microsoft.com/office/word/2010/wordprocessingGroup" xmlns:wpi="http://schemas.microsoft.com/office/word/2010/wordprocessingInk" xmlns:wne="http://schemas.microsoft.com/office/word/2006/wordml" xmlns:wps="http://schemas.microsoft.com/office/word/2010/wordprocessingShape" mc:Ignorable="w14 w15 w16se w16cid w16 w16cex w16sdtdh wp14">
   <w:docParts>
     <w:docPart>
       <w:docPartPr>
@@ -4213,7 +4508,7 @@
 </file>
 
 <file path=word/glossary/fontTable.xml><?xml version="1.0" encoding="utf-8"?>
-<w:fonts xmlns:mc="http://schemas.openxmlformats.org/markup-compatibility/2006" xmlns:r="http://schemas.openxmlformats.org/officeDocument/2006/relationships" xmlns:w="http://schemas.openxmlformats.org/wordprocessingml/2006/main" xmlns:w14="http://schemas.microsoft.com/office/word/2010/wordml" xmlns:w15="http://schemas.microsoft.com/office/word/2012/wordml" xmlns:w16cex="http://schemas.microsoft.com/office/word/2018/wordml/cex" xmlns:w16cid="http://schemas.microsoft.com/office/word/2016/wordml/cid" xmlns:w16="http://schemas.microsoft.com/office/word/2018/wordml" xmlns:w16du="http://schemas.microsoft.com/office/word/2023/wordml/word16du" xmlns:w16sdtdh="http://schemas.microsoft.com/office/word/2020/wordml/sdtdatahash" xmlns:w16sdtfl="http://schemas.microsoft.com/office/word/2024/wordml/sdtformatlock" xmlns:w16se="http://schemas.microsoft.com/office/word/2015/wordml/symex" mc:Ignorable="w14 w15 w16se w16cid w16 w16cex w16sdtdh w16sdtfl w16du">
+<w:fonts xmlns:mc="http://schemas.openxmlformats.org/markup-compatibility/2006" xmlns:r="http://schemas.openxmlformats.org/officeDocument/2006/relationships" xmlns:w="http://schemas.openxmlformats.org/wordprocessingml/2006/main" xmlns:w14="http://schemas.microsoft.com/office/word/2010/wordml" xmlns:w15="http://schemas.microsoft.com/office/word/2012/wordml" xmlns:w16cex="http://schemas.microsoft.com/office/word/2018/wordml/cex" xmlns:w16cid="http://schemas.microsoft.com/office/word/2016/wordml/cid" xmlns:w16="http://schemas.microsoft.com/office/word/2018/wordml" xmlns:w16sdtdh="http://schemas.microsoft.com/office/word/2020/wordml/sdtdatahash" xmlns:w16se="http://schemas.microsoft.com/office/word/2015/wordml/symex" mc:Ignorable="w14 w15 w16se w16cid w16 w16cex w16sdtdh">
   <w:font w:name="Symbol">
     <w:panose1 w:val="05050102010706020507"/>
     <w:charset w:val="02"/>
@@ -4272,25 +4567,23 @@
     <w:pitch w:val="fixed"/>
     <w:sig w:usb0="E00006FF" w:usb1="0000FCFF" w:usb2="00000001" w:usb3="00000000" w:csb0="0000019F" w:csb1="00000000"/>
   </w:font>
-  <w:font w:name="Calibri">
-    <w:panose1 w:val="020F0502020204030204"/>
+  <w:font w:name="Aptos">
     <w:charset w:val="00"/>
     <w:family w:val="swiss"/>
     <w:pitch w:val="variable"/>
-    <w:sig w:usb0="E4002EFF" w:usb1="C200247B" w:usb2="00000009" w:usb3="00000000" w:csb0="000001FF" w:csb1="00000000"/>
+    <w:sig w:usb0="20000287" w:usb1="00000003" w:usb2="00000000" w:usb3="00000000" w:csb0="0000019F" w:csb1="00000000"/>
   </w:font>
-  <w:font w:name="Calibri Light">
-    <w:panose1 w:val="020F0302020204030204"/>
+  <w:font w:name="Aptos Display">
     <w:charset w:val="00"/>
     <w:family w:val="swiss"/>
     <w:pitch w:val="variable"/>
-    <w:sig w:usb0="E4002EFF" w:usb1="C200247B" w:usb2="00000009" w:usb3="00000000" w:csb0="000001FF" w:csb1="00000000"/>
+    <w:sig w:usb0="20000287" w:usb1="00000003" w:usb2="00000000" w:usb3="00000000" w:csb0="0000019F" w:csb1="00000000"/>
   </w:font>
 </w:fonts>
 </file>
 
 <file path=word/glossary/numbering.xml><?xml version="1.0" encoding="utf-8"?>
-<w:numbering xmlns:wpc="http://schemas.microsoft.com/office/word/2010/wordprocessingCanvas" xmlns:cx="http://schemas.microsoft.com/office/drawing/2014/chartex" xmlns:cx1="http://schemas.microsoft.com/office/drawing/2015/9/8/chartex" xmlns:cx2="http://schemas.microsoft.com/office/drawing/2015/10/21/chartex" xmlns:cx3="http://schemas.microsoft.com/office/drawing/2016/5/9/chartex" xmlns:cx4="http://schemas.microsoft.com/office/drawing/2016/5/10/chartex" xmlns:cx5="http://schemas.microsoft.com/office/drawing/2016/5/11/chartex" xmlns:cx6="http://schemas.microsoft.com/office/drawing/2016/5/12/chartex" xmlns:cx7="http://schemas.microsoft.com/office/drawing/2016/5/13/chartex" xmlns:cx8="http://schemas.microsoft.com/office/drawing/2016/5/14/chartex" xmlns:mc="http://schemas.openxmlformats.org/markup-compatibility/2006" xmlns:aink="http://schemas.microsoft.com/office/drawing/2016/ink" xmlns:am3d="http://schemas.microsoft.com/office/drawing/2017/model3d" xmlns:o="urn:schemas-microsoft-com:office:office" xmlns:oel="http://schemas.microsoft.com/office/2019/extlst" xmlns:r="http://schemas.openxmlformats.org/officeDocument/2006/relationships" xmlns:m="http://schemas.openxmlformats.org/officeDocument/2006/math" xmlns:v="urn:schemas-microsoft-com:vml" xmlns:wp14="http://schemas.microsoft.com/office/word/2010/wordprocessingDrawing" xmlns:wp="http://schemas.openxmlformats.org/drawingml/2006/wordprocessingDrawing" xmlns:w10="urn:schemas-microsoft-com:office:word" xmlns:w="http://schemas.openxmlformats.org/wordprocessingml/2006/main" xmlns:w14="http://schemas.microsoft.com/office/word/2010/wordml" xmlns:w15="http://schemas.microsoft.com/office/word/2012/wordml" xmlns:w16cex="http://schemas.microsoft.com/office/word/2018/wordml/cex" xmlns:w16cid="http://schemas.microsoft.com/office/word/2016/wordml/cid" xmlns:w16="http://schemas.microsoft.com/office/word/2018/wordml" xmlns:w16du="http://schemas.microsoft.com/office/word/2023/wordml/word16du" xmlns:w16sdtdh="http://schemas.microsoft.com/office/word/2020/wordml/sdtdatahash" xmlns:w16sdtfl="http://schemas.microsoft.com/office/word/2024/wordml/sdtformatlock" xmlns:w16se="http://schemas.microsoft.com/office/word/2015/wordml/symex" xmlns:wpg="http://schemas.microsoft.com/office/word/2010/wordprocessingGroup" xmlns:wpi="http://schemas.microsoft.com/office/word/2010/wordprocessingInk" xmlns:wne="http://schemas.microsoft.com/office/word/2006/wordml" xmlns:wps="http://schemas.microsoft.com/office/word/2010/wordprocessingShape" mc:Ignorable="w14 w15 w16se w16cid w16 w16cex w16sdtdh w16sdtfl w16du wp14">
+<w:numbering xmlns:wpc="http://schemas.microsoft.com/office/word/2010/wordprocessingCanvas" xmlns:cx="http://schemas.microsoft.com/office/drawing/2014/chartex" xmlns:cx1="http://schemas.microsoft.com/office/drawing/2015/9/8/chartex" xmlns:cx2="http://schemas.microsoft.com/office/drawing/2015/10/21/chartex" xmlns:cx3="http://schemas.microsoft.com/office/drawing/2016/5/9/chartex" xmlns:cx4="http://schemas.microsoft.com/office/drawing/2016/5/10/chartex" xmlns:cx5="http://schemas.microsoft.com/office/drawing/2016/5/11/chartex" xmlns:cx6="http://schemas.microsoft.com/office/drawing/2016/5/12/chartex" xmlns:cx7="http://schemas.microsoft.com/office/drawing/2016/5/13/chartex" xmlns:cx8="http://schemas.microsoft.com/office/drawing/2016/5/14/chartex" xmlns:mc="http://schemas.openxmlformats.org/markup-compatibility/2006" xmlns:aink="http://schemas.microsoft.com/office/drawing/2016/ink" xmlns:am3d="http://schemas.microsoft.com/office/drawing/2017/model3d" xmlns:o="urn:schemas-microsoft-com:office:office" xmlns:oel="http://schemas.microsoft.com/office/2019/extlst" xmlns:r="http://schemas.openxmlformats.org/officeDocument/2006/relationships" xmlns:m="http://schemas.openxmlformats.org/officeDocument/2006/math" xmlns:v="urn:schemas-microsoft-com:vml" xmlns:wp14="http://schemas.microsoft.com/office/word/2010/wordprocessingDrawing" xmlns:wp="http://schemas.openxmlformats.org/drawingml/2006/wordprocessingDrawing" xmlns:w10="urn:schemas-microsoft-com:office:word" xmlns:w="http://schemas.openxmlformats.org/wordprocessingml/2006/main" xmlns:w14="http://schemas.microsoft.com/office/word/2010/wordml" xmlns:w15="http://schemas.microsoft.com/office/word/2012/wordml" xmlns:w16cex="http://schemas.microsoft.com/office/word/2018/wordml/cex" xmlns:w16cid="http://schemas.microsoft.com/office/word/2016/wordml/cid" xmlns:w16="http://schemas.microsoft.com/office/word/2018/wordml" xmlns:w16sdtdh="http://schemas.microsoft.com/office/word/2020/wordml/sdtdatahash" xmlns:w16se="http://schemas.microsoft.com/office/word/2015/wordml/symex" xmlns:wpg="http://schemas.microsoft.com/office/word/2010/wordprocessingGroup" xmlns:wpi="http://schemas.microsoft.com/office/word/2010/wordprocessingInk" xmlns:wne="http://schemas.microsoft.com/office/word/2006/wordml" xmlns:wps="http://schemas.microsoft.com/office/word/2010/wordprocessingShape" mc:Ignorable="w14 w15 w16se w16cid w16 w16cex w16sdtdh wp14">
   <w:abstractNum w:abstractNumId="0" w15:restartNumberingAfterBreak="0">
     <w:nsid w:val="0A034AD0"/>
     <w:multiLevelType w:val="multilevel"/>
@@ -4439,7 +4732,7 @@
 </file>
 
 <file path=word/glossary/settings.xml><?xml version="1.0" encoding="utf-8"?>
-<w:settings xmlns:mc="http://schemas.openxmlformats.org/markup-compatibility/2006" xmlns:o="urn:schemas-microsoft-com:office:office" xmlns:r="http://schemas.openxmlformats.org/officeDocument/2006/relationships" xmlns:m="http://schemas.openxmlformats.org/officeDocument/2006/math" xmlns:v="urn:schemas-microsoft-com:vml" xmlns:w10="urn:schemas-microsoft-com:office:word" xmlns:w="http://schemas.openxmlformats.org/wordprocessingml/2006/main" xmlns:w14="http://schemas.microsoft.com/office/word/2010/wordml" xmlns:w15="http://schemas.microsoft.com/office/word/2012/wordml" xmlns:w16cex="http://schemas.microsoft.com/office/word/2018/wordml/cex" xmlns:w16cid="http://schemas.microsoft.com/office/word/2016/wordml/cid" xmlns:w16="http://schemas.microsoft.com/office/word/2018/wordml" xmlns:w16du="http://schemas.microsoft.com/office/word/2023/wordml/word16du" xmlns:w16sdtdh="http://schemas.microsoft.com/office/word/2020/wordml/sdtdatahash" xmlns:w16sdtfl="http://schemas.microsoft.com/office/word/2024/wordml/sdtformatlock" xmlns:w16se="http://schemas.microsoft.com/office/word/2015/wordml/symex" xmlns:sl="http://schemas.openxmlformats.org/schemaLibrary/2006/main" mc:Ignorable="w14 w15 w16se w16cid w16 w16cex w16sdtdh w16sdtfl w16du">
+<w:settings xmlns:mc="http://schemas.openxmlformats.org/markup-compatibility/2006" xmlns:o="urn:schemas-microsoft-com:office:office" xmlns:r="http://schemas.openxmlformats.org/officeDocument/2006/relationships" xmlns:m="http://schemas.openxmlformats.org/officeDocument/2006/math" xmlns:v="urn:schemas-microsoft-com:vml" xmlns:w10="urn:schemas-microsoft-com:office:word" xmlns:w="http://schemas.openxmlformats.org/wordprocessingml/2006/main" xmlns:w14="http://schemas.microsoft.com/office/word/2010/wordml" xmlns:w15="http://schemas.microsoft.com/office/word/2012/wordml" xmlns:w16cex="http://schemas.microsoft.com/office/word/2018/wordml/cex" xmlns:w16cid="http://schemas.microsoft.com/office/word/2016/wordml/cid" xmlns:w16="http://schemas.microsoft.com/office/word/2018/wordml" xmlns:w16sdtdh="http://schemas.microsoft.com/office/word/2020/wordml/sdtdatahash" xmlns:w16se="http://schemas.microsoft.com/office/word/2015/wordml/symex" xmlns:sl="http://schemas.openxmlformats.org/schemaLibrary/2006/main" mc:Ignorable="w14 w15 w16se w16cid w16 w16cex w16sdtdh">
   <w:view w:val="normal"/>
   <w:defaultTabStop w:val="720"/>
   <w:characterSpacingControl w:val="doNotCompress"/>
@@ -4462,7 +4755,10 @@
     <w:rsid w:val="005035C7"/>
     <w:rsid w:val="00617A89"/>
     <w:rsid w:val="00662ED9"/>
+    <w:rsid w:val="006E79E2"/>
     <w:rsid w:val="00794780"/>
+    <w:rsid w:val="007A1ECE"/>
+    <w:rsid w:val="007B70F7"/>
     <w:rsid w:val="007D5C31"/>
     <w:rsid w:val="00814DE8"/>
     <w:rsid w:val="00824862"/>
@@ -4477,9 +4773,12 @@
     <w:rsid w:val="00C975FF"/>
     <w:rsid w:val="00CC03FF"/>
     <w:rsid w:val="00CF143B"/>
+    <w:rsid w:val="00CF4811"/>
+    <w:rsid w:val="00D33597"/>
     <w:rsid w:val="00D35055"/>
     <w:rsid w:val="00D84ACB"/>
     <w:rsid w:val="00D87805"/>
+    <w:rsid w:val="00F5369D"/>
     <w:rsid w:val="00FC6B7D"/>
   </w:rsids>
   <m:mathPr>
@@ -4504,7 +4803,7 @@
 </file>
 
 <file path=word/glossary/styles.xml><?xml version="1.0" encoding="utf-8"?>
-<w:styles xmlns:mc="http://schemas.openxmlformats.org/markup-compatibility/2006" xmlns:r="http://schemas.openxmlformats.org/officeDocument/2006/relationships" xmlns:w="http://schemas.openxmlformats.org/wordprocessingml/2006/main" xmlns:w14="http://schemas.microsoft.com/office/word/2010/wordml" xmlns:w15="http://schemas.microsoft.com/office/word/2012/wordml" xmlns:w16cex="http://schemas.microsoft.com/office/word/2018/wordml/cex" xmlns:w16cid="http://schemas.microsoft.com/office/word/2016/wordml/cid" xmlns:w16="http://schemas.microsoft.com/office/word/2018/wordml" xmlns:w16du="http://schemas.microsoft.com/office/word/2023/wordml/word16du" xmlns:w16sdtdh="http://schemas.microsoft.com/office/word/2020/wordml/sdtdatahash" xmlns:w16sdtfl="http://schemas.microsoft.com/office/word/2024/wordml/sdtformatlock" xmlns:w16se="http://schemas.microsoft.com/office/word/2015/wordml/symex" mc:Ignorable="w14 w15 w16se w16cid w16 w16cex w16sdtdh w16sdtfl w16du">
+<w:styles xmlns:mc="http://schemas.openxmlformats.org/markup-compatibility/2006" xmlns:r="http://schemas.openxmlformats.org/officeDocument/2006/relationships" xmlns:w="http://schemas.openxmlformats.org/wordprocessingml/2006/main" xmlns:w14="http://schemas.microsoft.com/office/word/2010/wordml" xmlns:w15="http://schemas.microsoft.com/office/word/2012/wordml" xmlns:w16cex="http://schemas.microsoft.com/office/word/2018/wordml/cex" xmlns:w16cid="http://schemas.microsoft.com/office/word/2016/wordml/cid" xmlns:w16="http://schemas.microsoft.com/office/word/2018/wordml" xmlns:w16sdtdh="http://schemas.microsoft.com/office/word/2020/wordml/sdtdatahash" xmlns:w16se="http://schemas.microsoft.com/office/word/2015/wordml/symex" mc:Ignorable="w14 w15 w16se w16cid w16 w16cex w16sdtdh">
   <w:docDefaults>
     <w:rPrDefault>
       <w:rPr>
@@ -4918,7 +5217,7 @@
     </w:pPr>
     <w:rPr>
       <w:rFonts w:asciiTheme="majorHAnsi" w:eastAsiaTheme="majorEastAsia" w:hAnsiTheme="majorHAnsi" w:cstheme="majorBidi"/>
-      <w:color w:val="2F5496" w:themeColor="accent1" w:themeShade="BF"/>
+      <w:color w:val="0F4761" w:themeColor="accent1" w:themeShade="BF"/>
       <w:sz w:val="32"/>
       <w:szCs w:val="32"/>
     </w:rPr>
@@ -4982,7 +5281,7 @@
     <w:semiHidden/>
     <w:rsid w:val="00D87805"/>
     <w:rPr>
-      <w:color w:val="323E4F" w:themeColor="text2" w:themeShade="BF"/>
+      <w:color w:val="0A1D30" w:themeColor="text2" w:themeShade="BF"/>
     </w:rPr>
   </w:style>
   <w:style w:type="paragraph" w:customStyle="1" w:styleId="6F2CCACE6AEB4529915FFB15B5E6B756">
@@ -5023,7 +5322,7 @@
     <w:rsid w:val="00091F4D"/>
     <w:rPr>
       <w:rFonts w:asciiTheme="majorHAnsi" w:eastAsiaTheme="majorEastAsia" w:hAnsiTheme="majorHAnsi" w:cstheme="majorBidi"/>
-      <w:color w:val="2F5496" w:themeColor="accent1" w:themeShade="BF"/>
+      <w:color w:val="0F4761" w:themeColor="accent1" w:themeShade="BF"/>
       <w:sz w:val="32"/>
       <w:szCs w:val="32"/>
     </w:rPr>
@@ -5058,8 +5357,8 @@
     <w:rsid w:val="00D87805"/>
     <w:pPr>
       <w:pBdr>
-        <w:top w:val="single" w:sz="4" w:space="10" w:color="2F5496" w:themeColor="accent1" w:themeShade="BF"/>
-        <w:bottom w:val="single" w:sz="4" w:space="10" w:color="2F5496" w:themeColor="accent1" w:themeShade="BF"/>
+        <w:top w:val="single" w:sz="4" w:space="10" w:color="0F4761" w:themeColor="accent1" w:themeShade="BF"/>
+        <w:bottom w:val="single" w:sz="4" w:space="10" w:color="0F4761" w:themeColor="accent1" w:themeShade="BF"/>
       </w:pBdr>
       <w:spacing w:before="360" w:after="360" w:line="240" w:lineRule="auto"/>
       <w:ind w:left="864" w:right="864"/>
@@ -5068,7 +5367,7 @@
     <w:rPr>
       <w:i/>
       <w:iCs/>
-      <w:color w:val="2F5496" w:themeColor="accent1" w:themeShade="BF"/>
+      <w:color w:val="0F4761" w:themeColor="accent1" w:themeShade="BF"/>
       <w:lang w:eastAsia="ja-JP"/>
     </w:rPr>
   </w:style>
@@ -5085,7 +5384,7 @@
     <w:rPr>
       <w:i/>
       <w:iCs/>
-      <w:color w:val="2F5496" w:themeColor="accent1" w:themeShade="BF"/>
+      <w:color w:val="0F4761" w:themeColor="accent1" w:themeShade="BF"/>
       <w:lang w:eastAsia="ja-JP"/>
     </w:rPr>
   </w:style>
@@ -5120,7 +5419,7 @@
     <w:rPr>
       <w:i/>
       <w:iCs/>
-      <w:color w:val="44546A" w:themeColor="text2"/>
+      <w:color w:val="0E2841" w:themeColor="text2"/>
       <w:szCs w:val="18"/>
       <w:lang w:eastAsia="ja-JP"/>
     </w:rPr>
@@ -5129,7 +5428,7 @@
 </file>
 
 <file path=word/glossary/webSettings.xml><?xml version="1.0" encoding="utf-8"?>
-<w:webSettings xmlns:mc="http://schemas.openxmlformats.org/markup-compatibility/2006" xmlns:r="http://schemas.openxmlformats.org/officeDocument/2006/relationships" xmlns:w="http://schemas.openxmlformats.org/wordprocessingml/2006/main" xmlns:w14="http://schemas.microsoft.com/office/word/2010/wordml" xmlns:w15="http://schemas.microsoft.com/office/word/2012/wordml" xmlns:w16cex="http://schemas.microsoft.com/office/word/2018/wordml/cex" xmlns:w16cid="http://schemas.microsoft.com/office/word/2016/wordml/cid" xmlns:w16="http://schemas.microsoft.com/office/word/2018/wordml" xmlns:w16du="http://schemas.microsoft.com/office/word/2023/wordml/word16du" xmlns:w16sdtdh="http://schemas.microsoft.com/office/word/2020/wordml/sdtdatahash" xmlns:w16sdtfl="http://schemas.microsoft.com/office/word/2024/wordml/sdtformatlock" xmlns:w16se="http://schemas.microsoft.com/office/word/2015/wordml/symex" mc:Ignorable="w14 w15 w16se w16cid w16 w16cex w16sdtdh w16sdtfl w16du">
+<w:webSettings xmlns:mc="http://schemas.openxmlformats.org/markup-compatibility/2006" xmlns:r="http://schemas.openxmlformats.org/officeDocument/2006/relationships" xmlns:w="http://schemas.openxmlformats.org/wordprocessingml/2006/main" xmlns:w14="http://schemas.microsoft.com/office/word/2010/wordml" xmlns:w15="http://schemas.microsoft.com/office/word/2012/wordml" xmlns:w16cex="http://schemas.microsoft.com/office/word/2018/wordml/cex" xmlns:w16cid="http://schemas.microsoft.com/office/word/2016/wordml/cid" xmlns:w16="http://schemas.microsoft.com/office/word/2018/wordml" xmlns:w16sdtdh="http://schemas.microsoft.com/office/word/2020/wordml/sdtdatahash" xmlns:w16se="http://schemas.microsoft.com/office/word/2015/wordml/symex" mc:Ignorable="w14 w15 w16se w16cid w16 w16cex w16sdtdh">
   <w:optimizeForBrowser/>
   <w:allowPNG/>
 </w:webSettings>
@@ -5397,34 +5696,10 @@
 </file>
 
 <file path=customXml/item1.xml><?xml version="1.0" encoding="utf-8"?>
-<p:properties xmlns:p="http://schemas.microsoft.com/office/2006/metadata/properties" xmlns:xsi="http://www.w3.org/2001/XMLSchema-instance" xmlns:pc="http://schemas.microsoft.com/office/infopath/2007/PartnerControls">
-  <documentManagement>
-    <_ip_UnifiedCompliancePolicyUIAction xmlns="http://schemas.microsoft.com/sharepoint/v3" xsi:nil="true"/>
-    <Image xmlns="71af3243-3dd4-4a8d-8c0d-dd76da1f02a5">
-      <Url xsi:nil="true"/>
-      <Description xsi:nil="true"/>
-    </Image>
-    <Status xmlns="71af3243-3dd4-4a8d-8c0d-dd76da1f02a5">Not started</Status>
-    <_ip_UnifiedCompliancePolicyProperties xmlns="http://schemas.microsoft.com/sharepoint/v3" xsi:nil="true"/>
-    <ImageTagsTaxHTField xmlns="71af3243-3dd4-4a8d-8c0d-dd76da1f02a5">
-      <Terms xmlns="http://schemas.microsoft.com/office/infopath/2007/PartnerControls"/>
-    </ImageTagsTaxHTField>
-    <TaxCatchAll xmlns="230e9df3-be65-4c73-a93b-d1236ebd677e" xsi:nil="true"/>
-    <MediaServiceKeyPoints xmlns="71af3243-3dd4-4a8d-8c0d-dd76da1f02a5" xsi:nil="true"/>
-  </documentManagement>
-</p:properties>
+<b:Sources xmlns:b="http://schemas.openxmlformats.org/officeDocument/2006/bibliography" xmlns="http://schemas.openxmlformats.org/officeDocument/2006/bibliography" SelectedStyle="\APASixthEditionOfficeOnline.xsl" StyleName="APA" Version="6"/>
 </file>
 
 <file path=customXml/item2.xml><?xml version="1.0" encoding="utf-8"?>
-<?mso-contentType ?>
-<FormTemplates xmlns="http://schemas.microsoft.com/sharepoint/v3/contenttype/forms">
-  <Display>DocumentLibraryForm</Display>
-  <Edit>DocumentLibraryForm</Edit>
-  <New>DocumentLibraryForm</New>
-</FormTemplates>
-</file>
-
-<file path=customXml/item3.xml><?xml version="1.0" encoding="utf-8"?>
 <ct:contentTypeSchema xmlns:ct="http://schemas.microsoft.com/office/2006/metadata/contentType" xmlns:ma="http://schemas.microsoft.com/office/2006/metadata/properties/metaAttributes" ct:_="" ma:_="" ma:contentTypeName="Document" ma:contentTypeID="0x01010079F111ED35F8CC479449609E8A0923A6" ma:contentTypeVersion="21" ma:contentTypeDescription="Create a new document." ma:contentTypeScope="" ma:versionID="64dfb1555687e0874b4304b796b5b0c7">
   <xsd:schema xmlns:xsd="http://www.w3.org/2001/XMLSchema" xmlns:xs="http://www.w3.org/2001/XMLSchema" xmlns:p="http://schemas.microsoft.com/office/2006/metadata/properties" xmlns:ns1="http://schemas.microsoft.com/sharepoint/v3" xmlns:ns2="71af3243-3dd4-4a8d-8c0d-dd76da1f02a5" xmlns:ns3="16c05727-aa75-4e4a-9b5f-8a80a1165891" xmlns:ns4="230e9df3-be65-4c73-a93b-d1236ebd677e" targetNamespace="http://schemas.microsoft.com/office/2006/metadata/properties" ma:root="true" ma:fieldsID="e6e4c555b5e194d05b7203de9c4567b3" ns1:_="" ns2:_="" ns3:_="" ns4:_="">
     <xsd:import namespace="http://schemas.microsoft.com/sharepoint/v3"/>
@@ -5706,31 +5981,43 @@
 </ct:contentTypeSchema>
 </file>
 
+<file path=customXml/item3.xml><?xml version="1.0" encoding="utf-8"?>
+<?mso-contentType ?>
+<FormTemplates xmlns="http://schemas.microsoft.com/sharepoint/v3/contenttype/forms">
+  <Display>DocumentLibraryForm</Display>
+  <Edit>DocumentLibraryForm</Edit>
+  <New>DocumentLibraryForm</New>
+</FormTemplates>
+</file>
+
 <file path=customXml/item4.xml><?xml version="1.0" encoding="utf-8"?>
-<b:Sources xmlns:b="http://schemas.openxmlformats.org/officeDocument/2006/bibliography" xmlns="http://schemas.openxmlformats.org/officeDocument/2006/bibliography" SelectedStyle="\APASixthEditionOfficeOnline.xsl" StyleName="APA" Version="6"/>
+<p:properties xmlns:p="http://schemas.microsoft.com/office/2006/metadata/properties" xmlns:xsi="http://www.w3.org/2001/XMLSchema-instance" xmlns:pc="http://schemas.microsoft.com/office/infopath/2007/PartnerControls">
+  <documentManagement>
+    <_ip_UnifiedCompliancePolicyUIAction xmlns="http://schemas.microsoft.com/sharepoint/v3" xsi:nil="true"/>
+    <Image xmlns="71af3243-3dd4-4a8d-8c0d-dd76da1f02a5">
+      <Url xsi:nil="true"/>
+      <Description xsi:nil="true"/>
+    </Image>
+    <Status xmlns="71af3243-3dd4-4a8d-8c0d-dd76da1f02a5">Not started</Status>
+    <_ip_UnifiedCompliancePolicyProperties xmlns="http://schemas.microsoft.com/sharepoint/v3" xsi:nil="true"/>
+    <ImageTagsTaxHTField xmlns="71af3243-3dd4-4a8d-8c0d-dd76da1f02a5">
+      <Terms xmlns="http://schemas.microsoft.com/office/infopath/2007/PartnerControls"/>
+    </ImageTagsTaxHTField>
+    <TaxCatchAll xmlns="230e9df3-be65-4c73-a93b-d1236ebd677e" xsi:nil="true"/>
+    <MediaServiceKeyPoints xmlns="71af3243-3dd4-4a8d-8c0d-dd76da1f02a5" xsi:nil="true"/>
+  </documentManagement>
+</p:properties>
 </file>
 
 <file path=customXml/itemProps1.xml><?xml version="1.0" encoding="utf-8"?>
-<ds:datastoreItem xmlns:ds="http://schemas.openxmlformats.org/officeDocument/2006/customXml" ds:itemID="{160DF19A-E430-4102-8A86-C7ED82E36C5A}">
+<ds:datastoreItem xmlns:ds="http://schemas.openxmlformats.org/officeDocument/2006/customXml" ds:itemID="{BB3096D6-6BA3-4750-B88B-56025DF996F8}">
   <ds:schemaRefs>
-    <ds:schemaRef ds:uri="http://schemas.microsoft.com/office/2006/metadata/properties"/>
-    <ds:schemaRef ds:uri="http://schemas.microsoft.com/office/infopath/2007/PartnerControls"/>
-    <ds:schemaRef ds:uri="http://schemas.microsoft.com/sharepoint/v3"/>
-    <ds:schemaRef ds:uri="71af3243-3dd4-4a8d-8c0d-dd76da1f02a5"/>
-    <ds:schemaRef ds:uri="230e9df3-be65-4c73-a93b-d1236ebd677e"/>
+    <ds:schemaRef ds:uri="http://schemas.openxmlformats.org/officeDocument/2006/bibliography"/>
   </ds:schemaRefs>
 </ds:datastoreItem>
 </file>
 
 <file path=customXml/itemProps2.xml><?xml version="1.0" encoding="utf-8"?>
-<ds:datastoreItem xmlns:ds="http://schemas.openxmlformats.org/officeDocument/2006/customXml" ds:itemID="{73B403C3-8376-4418-A3B6-08F0046B85A0}">
-  <ds:schemaRefs>
-    <ds:schemaRef ds:uri="http://schemas.microsoft.com/sharepoint/v3/contenttype/forms"/>
-  </ds:schemaRefs>
-</ds:datastoreItem>
-</file>
-
-<file path=customXml/itemProps3.xml><?xml version="1.0" encoding="utf-8"?>
 <ds:datastoreItem xmlns:ds="http://schemas.openxmlformats.org/officeDocument/2006/customXml" ds:itemID="{FEAB0A5E-71A5-437D-86A8-E509BAB6C932}">
   <ds:schemaRefs>
     <ds:schemaRef ds:uri="http://schemas.microsoft.com/office/2006/metadata/contentType"/>
@@ -5751,10 +6038,22 @@
 </ds:datastoreItem>
 </file>
 
+<file path=customXml/itemProps3.xml><?xml version="1.0" encoding="utf-8"?>
+<ds:datastoreItem xmlns:ds="http://schemas.openxmlformats.org/officeDocument/2006/customXml" ds:itemID="{73B403C3-8376-4418-A3B6-08F0046B85A0}">
+  <ds:schemaRefs>
+    <ds:schemaRef ds:uri="http://schemas.microsoft.com/sharepoint/v3/contenttype/forms"/>
+  </ds:schemaRefs>
+</ds:datastoreItem>
+</file>
+
 <file path=customXml/itemProps4.xml><?xml version="1.0" encoding="utf-8"?>
-<ds:datastoreItem xmlns:ds="http://schemas.openxmlformats.org/officeDocument/2006/customXml" ds:itemID="{BB3096D6-6BA3-4750-B88B-56025DF996F8}">
+<ds:datastoreItem xmlns:ds="http://schemas.openxmlformats.org/officeDocument/2006/customXml" ds:itemID="{160DF19A-E430-4102-8A86-C7ED82E36C5A}">
   <ds:schemaRefs>
-    <ds:schemaRef ds:uri="http://schemas.openxmlformats.org/officeDocument/2006/bibliography"/>
+    <ds:schemaRef ds:uri="http://schemas.microsoft.com/office/2006/metadata/properties"/>
+    <ds:schemaRef ds:uri="http://schemas.microsoft.com/office/infopath/2007/PartnerControls"/>
+    <ds:schemaRef ds:uri="http://schemas.microsoft.com/sharepoint/v3"/>
+    <ds:schemaRef ds:uri="71af3243-3dd4-4a8d-8c0d-dd76da1f02a5"/>
+    <ds:schemaRef ds:uri="230e9df3-be65-4c73-a93b-d1236ebd677e"/>
   </ds:schemaRefs>
 </ds:datastoreItem>
 </file>
--- a/assets/files/EmirkanEsme.docx
+++ b/assets/files/EmirkanEsme.docx
@@ -541,7 +541,10 @@
               <w:pStyle w:val="ListBullet"/>
             </w:pPr>
             <w:r>
-              <w:t>Calculus &amp; Numerical Analysis</w:t>
+              <w:t>Mathematical</w:t>
+            </w:r>
+            <w:r>
+              <w:t xml:space="preserve"> Analysis</w:t>
             </w:r>
           </w:p>
           <w:p>
@@ -629,16 +632,31 @@
         </w:numPr>
       </w:pPr>
       <w:r>
-        <w:t>Modification and Analysis tool specifically designed for BMW E-F-G Chassis vehicles. Helps you to easily track down common ECU data (speed, throttle, rpm et</w:t>
-      </w:r>
-      <w:r>
-        <w:t>c.</w:t>
-      </w:r>
-      <w:r>
-        <w:t xml:space="preserve">), </w:t>
-      </w:r>
-      <w:r>
-        <w:t>perform automated analysis and modifying .TRC - .MAN files. Currently working on AI-Aided analysis and modifications based on user prompts</w:t>
+        <w:t xml:space="preserve">Modification and Analysis tool specifically designed for BMW E-F-G Chassis vehicles. Helps you to easily track down </w:t>
+      </w:r>
+      <w:r>
+        <w:t>whole</w:t>
+      </w:r>
+      <w:r>
+        <w:t xml:space="preserve"> ECU data, </w:t>
+      </w:r>
+      <w:r>
+        <w:t>perform automated analysis</w:t>
+      </w:r>
+      <w:r>
+        <w:t xml:space="preserve">, </w:t>
+      </w:r>
+      <w:r>
+        <w:t xml:space="preserve">modify </w:t>
+      </w:r>
+      <w:r>
+        <w:t xml:space="preserve"> .TRC - .MAN files</w:t>
+      </w:r>
+      <w:r>
+        <w:t xml:space="preserve"> and check-delete error memory</w:t>
+      </w:r>
+      <w:r>
+        <w:t>. Currently working on AI-Aided analysis and modifications based on user prompts</w:t>
       </w:r>
       <w:r>
         <w:t>.</w:t>
@@ -922,6 +940,27 @@
     <w:p>
       <w:pPr>
         <w:pStyle w:val="Heading2"/>
+      </w:pPr>
+      <w:r>
+        <w:t>DOÇ. DR. A</w:t>
+      </w:r>
+      <w:r>
+        <w:t>DNAN ACAR</w:t>
+      </w:r>
+    </w:p>
+    <w:p>
+      <w:r>
+        <w:t>Eastern Mediterranean University</w:t>
+      </w:r>
+    </w:p>
+    <w:p>
+      <w:r>
+        <w:t>+90 533  834 78 76</w:t>
+      </w:r>
+    </w:p>
+    <w:p>
+      <w:pPr>
+        <w:pStyle w:val="Heading2"/>
         <w:rPr>
           <w:lang w:val="tr-TR"/>
         </w:rPr>
@@ -943,7 +982,19 @@
         <w:rPr>
           <w:lang w:val="tr-TR"/>
         </w:rPr>
-        <w:t>Koluman – Sales Specialist</w:t>
+        <w:t>Koluman –</w:t>
+      </w:r>
+      <w:r>
+        <w:rPr>
+          <w:lang w:val="tr-TR"/>
+        </w:rPr>
+        <w:t xml:space="preserve"> Area</w:t>
+      </w:r>
+      <w:r>
+        <w:rPr>
+          <w:lang w:val="tr-TR"/>
+        </w:rPr>
+        <w:t xml:space="preserve"> Sales Specialist</w:t>
       </w:r>
     </w:p>
     <w:p>
@@ -1083,6 +1134,151 @@
           <w:lang w:val="tr-TR"/>
         </w:rPr>
         <w:t>+90 532 492 27 29</w:t>
+      </w:r>
+    </w:p>
+    <w:p>
+      <w:pPr>
+        <w:pStyle w:val="Heading2"/>
+        <w:rPr>
+          <w:lang w:val="tr-TR"/>
+        </w:rPr>
+      </w:pPr>
+      <w:r>
+        <w:rPr>
+          <w:lang w:val="tr-TR"/>
+        </w:rPr>
+        <w:t>Doç. dr. mehmet tahir erdinç</w:t>
+      </w:r>
+    </w:p>
+    <w:p>
+      <w:pPr>
+        <w:rPr>
+          <w:lang w:val="tr-TR"/>
+        </w:rPr>
+      </w:pPr>
+      <w:r>
+        <w:rPr>
+          <w:lang w:val="tr-TR"/>
+        </w:rPr>
+        <w:t xml:space="preserve">Tarsus Üniversitesi – </w:t>
+      </w:r>
+      <w:r>
+        <w:t>Mechanical Engineering</w:t>
+      </w:r>
+    </w:p>
+    <w:p>
+      <w:pPr>
+        <w:rPr>
+          <w:lang w:val="tr-TR"/>
+        </w:rPr>
+      </w:pPr>
+      <w:r>
+        <w:rPr>
+          <w:lang w:val="tr-TR"/>
+        </w:rPr>
+        <w:t>+ 9</w:t>
+      </w:r>
+      <w:r>
+        <w:rPr>
+          <w:lang w:val="tr-TR"/>
+        </w:rPr>
+        <w:t>0</w:t>
+      </w:r>
+      <w:r>
+        <w:rPr>
+          <w:lang w:val="tr-TR"/>
+        </w:rPr>
+        <w:t xml:space="preserve"> </w:t>
+      </w:r>
+      <w:r>
+        <w:rPr>
+          <w:lang w:val="tr-TR"/>
+        </w:rPr>
+        <w:t>539</w:t>
+      </w:r>
+      <w:r>
+        <w:rPr>
+          <w:lang w:val="tr-TR"/>
+        </w:rPr>
+        <w:t xml:space="preserve"> </w:t>
+      </w:r>
+      <w:r>
+        <w:rPr>
+          <w:lang w:val="tr-TR"/>
+        </w:rPr>
+        <w:t>500</w:t>
+      </w:r>
+      <w:r>
+        <w:rPr>
+          <w:lang w:val="tr-TR"/>
+        </w:rPr>
+        <w:t xml:space="preserve"> </w:t>
+      </w:r>
+      <w:r>
+        <w:rPr>
+          <w:lang w:val="tr-TR"/>
+        </w:rPr>
+        <w:t>11</w:t>
+      </w:r>
+      <w:r>
+        <w:rPr>
+          <w:lang w:val="tr-TR"/>
+        </w:rPr>
+        <w:t xml:space="preserve"> </w:t>
+      </w:r>
+      <w:r>
+        <w:rPr>
+          <w:lang w:val="tr-TR"/>
+        </w:rPr>
+        <w:t>05</w:t>
+      </w:r>
+    </w:p>
+    <w:p>
+      <w:pPr>
+        <w:pStyle w:val="Heading2"/>
+      </w:pPr>
+      <w:r>
+        <w:t>PROF. DR. UĞUR EŞME</w:t>
+      </w:r>
+    </w:p>
+    <w:p>
+      <w:r>
+        <w:t xml:space="preserve">Tarsus Üniversitesi – </w:t>
+      </w:r>
+      <w:r>
+        <w:t>Mechanical Engineering Chair</w:t>
+      </w:r>
+    </w:p>
+    <w:p>
+      <w:r>
+        <w:t>+90 535 303 70 70</w:t>
+      </w:r>
+    </w:p>
+    <w:p>
+      <w:pPr>
+        <w:pStyle w:val="Heading2"/>
+      </w:pPr>
+      <w:r>
+        <w:t>aden günsüren</w:t>
+      </w:r>
+    </w:p>
+    <w:p>
+      <w:pPr>
+        <w:rPr>
+          <w:lang w:val="tr-TR"/>
+        </w:rPr>
+      </w:pPr>
+      <w:r>
+        <w:rPr>
+          <w:lang w:val="tr-TR"/>
+        </w:rPr>
+        <w:t xml:space="preserve">Koluman </w:t>
+      </w:r>
+      <w:r>
+        <w:rPr>
+          <w:lang w:val="tr-TR"/>
+        </w:rPr>
+        <w:t>Automotive Industry – Project Engineer</w:t>
       </w:r>
     </w:p>
     <w:sectPr>
@@ -3572,6 +3768,50 @@
       <w:szCs w:val="26"/>
     </w:rPr>
   </w:style>
+  <w:style w:type="paragraph" w:styleId="Heading3">
+    <w:name w:val="heading 3"/>
+    <w:basedOn w:val="Normal"/>
+    <w:next w:val="Normal"/>
+    <w:link w:val="Heading3Char"/>
+    <w:uiPriority w:val="9"/>
+    <w:semiHidden/>
+    <w:unhideWhenUsed/>
+    <w:qFormat/>
+    <w:rsid w:val="000F5FAD"/>
+    <w:pPr>
+      <w:keepNext/>
+      <w:keepLines/>
+      <w:spacing w:before="40" w:after="0"/>
+      <w:outlineLvl w:val="2"/>
+    </w:pPr>
+    <w:rPr>
+      <w:rFonts w:asciiTheme="majorHAnsi" w:eastAsiaTheme="majorEastAsia" w:hAnsiTheme="majorHAnsi" w:cstheme="majorBidi"/>
+      <w:color w:val="1C515A" w:themeColor="accent1" w:themeShade="7F"/>
+      <w:sz w:val="24"/>
+      <w:szCs w:val="24"/>
+    </w:rPr>
+  </w:style>
+  <w:style w:type="paragraph" w:styleId="Heading5">
+    <w:name w:val="heading 5"/>
+    <w:basedOn w:val="Normal"/>
+    <w:next w:val="Normal"/>
+    <w:link w:val="Heading5Char"/>
+    <w:uiPriority w:val="9"/>
+    <w:semiHidden/>
+    <w:unhideWhenUsed/>
+    <w:qFormat/>
+    <w:rsid w:val="000F5FAD"/>
+    <w:pPr>
+      <w:keepNext/>
+      <w:keepLines/>
+      <w:spacing w:before="40" w:after="0"/>
+      <w:outlineLvl w:val="4"/>
+    </w:pPr>
+    <w:rPr>
+      <w:rFonts w:asciiTheme="majorHAnsi" w:eastAsiaTheme="majorEastAsia" w:hAnsiTheme="majorHAnsi" w:cstheme="majorBidi"/>
+      <w:color w:val="2A7B88" w:themeColor="accent1" w:themeShade="BF"/>
+    </w:rPr>
+  </w:style>
   <w:style w:type="paragraph" w:styleId="Heading8">
     <w:name w:val="heading 8"/>
     <w:basedOn w:val="Normal"/>
@@ -3621,6 +3861,7 @@
   <w:style w:type="character" w:default="1" w:styleId="DefaultParagraphFont">
     <w:name w:val="Default Paragraph Font"/>
     <w:uiPriority w:val="1"/>
+    <w:semiHidden/>
     <w:unhideWhenUsed/>
   </w:style>
   <w:style w:type="table" w:default="1" w:styleId="TableNormal">
@@ -4392,6 +4633,32 @@
       <w:ind w:left="720"/>
       <w:contextualSpacing/>
     </w:pPr>
+  </w:style>
+  <w:style w:type="character" w:customStyle="1" w:styleId="Heading3Char">
+    <w:name w:val="Heading 3 Char"/>
+    <w:basedOn w:val="DefaultParagraphFont"/>
+    <w:link w:val="Heading3"/>
+    <w:uiPriority w:val="9"/>
+    <w:semiHidden/>
+    <w:rsid w:val="000F5FAD"/>
+    <w:rPr>
+      <w:rFonts w:asciiTheme="majorHAnsi" w:eastAsiaTheme="majorEastAsia" w:hAnsiTheme="majorHAnsi" w:cstheme="majorBidi"/>
+      <w:color w:val="1C515A" w:themeColor="accent1" w:themeShade="7F"/>
+      <w:sz w:val="24"/>
+      <w:szCs w:val="24"/>
+    </w:rPr>
+  </w:style>
+  <w:style w:type="character" w:customStyle="1" w:styleId="Heading5Char">
+    <w:name w:val="Heading 5 Char"/>
+    <w:basedOn w:val="DefaultParagraphFont"/>
+    <w:link w:val="Heading5"/>
+    <w:uiPriority w:val="9"/>
+    <w:semiHidden/>
+    <w:rsid w:val="000F5FAD"/>
+    <w:rPr>
+      <w:rFonts w:asciiTheme="majorHAnsi" w:eastAsiaTheme="majorEastAsia" w:hAnsiTheme="majorHAnsi" w:cstheme="majorBidi"/>
+      <w:color w:val="2A7B88" w:themeColor="accent1" w:themeShade="BF"/>
+    </w:rPr>
   </w:style>
 </w:styles>
 </file>
@@ -4750,7 +5017,9 @@
     <w:rsid w:val="00091F4D"/>
     <w:rsid w:val="00095A2C"/>
     <w:rsid w:val="00137ADD"/>
+    <w:rsid w:val="00183746"/>
     <w:rsid w:val="002449A9"/>
+    <w:rsid w:val="00492F12"/>
     <w:rsid w:val="004B6D5B"/>
     <w:rsid w:val="005035C7"/>
     <w:rsid w:val="00617A89"/>
@@ -4762,11 +5031,13 @@
     <w:rsid w:val="007D5C31"/>
     <w:rsid w:val="00814DE8"/>
     <w:rsid w:val="00824862"/>
+    <w:rsid w:val="008D49F4"/>
     <w:rsid w:val="008F55C0"/>
     <w:rsid w:val="00901272"/>
     <w:rsid w:val="00933061"/>
     <w:rsid w:val="0095685E"/>
     <w:rsid w:val="009766A4"/>
+    <w:rsid w:val="00982CAB"/>
     <w:rsid w:val="00AD7E98"/>
     <w:rsid w:val="00B15637"/>
     <w:rsid w:val="00B226ED"/>
